--- a/lessons/6-5/downloads/reveal/teacher/6.5-session-1-prerequisite-practice-a.docx
+++ b/lessons/6-5/downloads/reveal/teacher/6.5-session-1-prerequisite-practice-a.docx
@@ -15,10 +15,28 @@
         <w:rPr>
           <w:rFonts w:ascii="Avenir Next" w:hAnsi="Avenir Next" w:cs="Avenir Next" w:eastAsia="Avenir Next"/>
           <w:color w:val="1A1A1A"/>
+          <w:sz w:val="22"/>
+          <w:szCs w:val="20"/>
+        </w:rPr>
+        <w:t xml:space="preserve">Name</w:t>
+      </w:r>
+      <w:r>
+        <w:rPr>
+          <w:rFonts w:ascii="Avenir Next" w:hAnsi="Avenir Next" w:cs="Avenir Next" w:eastAsia="Avenir Next"/>
+          <w:color w:val="1A1A1A"/>
           <w:sz w:val="20"/>
           <w:szCs w:val="20"/>
         </w:rPr>
-        <w:t xml:space="preserve">Name</w:t>
+        <w:tab/>
+      </w:r>
+      <w:r>
+        <w:rPr>
+          <w:rFonts w:ascii="Avenir Next" w:hAnsi="Avenir Next" w:cs="Avenir Next" w:eastAsia="Avenir Next"/>
+          <w:color w:val="1A1A1A"/>
+          <w:sz w:val="22"/>
+          <w:szCs w:val="20"/>
+        </w:rPr>
+        <w:t xml:space="preserve">   Date</w:t>
       </w:r>
       <w:r>
         <w:rPr>
@@ -33,25 +51,7 @@
         <w:rPr>
           <w:rFonts w:ascii="Avenir Next" w:hAnsi="Avenir Next" w:cs="Avenir Next" w:eastAsia="Avenir Next"/>
           <w:color w:val="1A1A1A"/>
-          <w:sz w:val="20"/>
-          <w:szCs w:val="20"/>
-        </w:rPr>
-        <w:t xml:space="preserve">   Date</w:t>
-      </w:r>
-      <w:r>
-        <w:rPr>
-          <w:rFonts w:ascii="Avenir Next" w:hAnsi="Avenir Next" w:cs="Avenir Next" w:eastAsia="Avenir Next"/>
-          <w:color w:val="1A1A1A"/>
-          <w:sz w:val="20"/>
-          <w:szCs w:val="20"/>
-        </w:rPr>
-        <w:tab/>
-      </w:r>
-      <w:r>
-        <w:rPr>
-          <w:rFonts w:ascii="Avenir Next" w:hAnsi="Avenir Next" w:cs="Avenir Next" w:eastAsia="Avenir Next"/>
-          <w:color w:val="1A1A1A"/>
-          <w:sz w:val="20"/>
+          <w:sz w:val="22"/>
           <w:szCs w:val="20"/>
         </w:rPr>
         <w:t xml:space="preserve">   Period</w:t>
@@ -78,7 +78,7 @@
           <w:caps/>
           <w:color w:val="003A70"/>
           <w:spacing w:val="12"/>
-          <w:sz w:val="19"/>
+          <w:sz w:val="22"/>
           <w:szCs w:val="19"/>
         </w:rPr>
         <w:t xml:space="preserve">Lesson 6-5  ·  Session 1  ·  Prerequisite Practice A  ·  Skill 1 of 2</w:t>
@@ -86,6 +86,7 @@
     </w:p>
     <w:p>
       <w:pPr>
+        <w:pStyle w:val="Heading1"/>
         <w:keepNext/>
         <w:spacing w:before="0" w:after="10" w:line="240" w:lineRule="auto"/>
       </w:pPr>
@@ -111,7 +112,7 @@
         <w:rPr>
           <w:rFonts w:ascii="Avenir Next" w:hAnsi="Avenir Next" w:cs="Avenir Next" w:eastAsia="Avenir Next"/>
           <w:color w:val="5A5F66"/>
-          <w:sz w:val="17"/>
+          <w:sz w:val="22"/>
           <w:szCs w:val="17"/>
         </w:rPr>
         <w:t xml:space="preserve">Builds on Grade 5 · 5.OA.A.2</w:t>
@@ -154,6 +155,7 @@
           </w:tcPr>
           <w:p>
             <w:pPr>
+              <w:pStyle w:val="Heading2"/>
               <w:spacing w:before="0" w:after="0" w:line="252" w:lineRule="auto"/>
             </w:pPr>
             <w:r>
@@ -183,7 +185,7 @@
               <w:rPr>
                 <w:rFonts w:ascii="Avenir Next" w:hAnsi="Avenir Next" w:cs="Avenir Next" w:eastAsia="Avenir Next"/>
                 <w:color w:val="1A1A1A"/>
-                <w:sz w:val="20"/>
+                <w:sz w:val="22"/>
                 <w:szCs w:val="20"/>
               </w:rPr>
               <w:t xml:space="preserve">You will write “7 more than a number </w:t>
@@ -193,7 +195,7 @@
                 <w:rFonts w:ascii="Avenir Next" w:hAnsi="Avenir Next" w:cs="Avenir Next" w:eastAsia="Avenir Next"/>
                 <w:i/>
                 <w:color w:val="1A1A1A"/>
-                <w:sz w:val="20"/>
+                <w:sz w:val="22"/>
                 <w:szCs w:val="20"/>
               </w:rPr>
               <w:t xml:space="preserve">n</w:t>
@@ -202,7 +204,7 @@
               <w:rPr>
                 <w:rFonts w:ascii="Avenir Next" w:hAnsi="Avenir Next" w:cs="Avenir Next" w:eastAsia="Avenir Next"/>
                 <w:color w:val="1A1A1A"/>
-                <w:sz w:val="20"/>
+                <w:sz w:val="22"/>
                 <w:szCs w:val="20"/>
               </w:rPr>
               <w:t xml:space="preserve">” as </w:t>
@@ -212,7 +214,7 @@
                 <w:rFonts w:ascii="Avenir Next" w:hAnsi="Avenir Next" w:cs="Avenir Next" w:eastAsia="Avenir Next"/>
                 <w:i/>
                 <w:color w:val="1A1A1A"/>
-                <w:sz w:val="20"/>
+                <w:sz w:val="22"/>
                 <w:szCs w:val="20"/>
               </w:rPr>
               <w:t xml:space="preserve">n</w:t>
@@ -221,7 +223,7 @@
               <w:rPr>
                 <w:rFonts w:ascii="Avenir Next" w:hAnsi="Avenir Next" w:cs="Avenir Next" w:eastAsia="Avenir Next"/>
                 <w:color w:val="1A1A1A"/>
-                <w:sz w:val="20"/>
+                <w:sz w:val="22"/>
                 <w:szCs w:val="20"/>
               </w:rPr>
               <w:t xml:space="preserve"> + 7.</w:t>
@@ -241,6 +243,7 @@
           </w:tcPr>
           <w:p>
             <w:pPr>
+              <w:pStyle w:val="Heading2"/>
               <w:spacing w:before="0" w:after="0" w:line="252" w:lineRule="auto"/>
             </w:pPr>
             <w:r>
@@ -270,7 +273,7 @@
               <w:rPr>
                 <w:rFonts w:ascii="Avenir Next" w:hAnsi="Avenir Next" w:cs="Avenir Next" w:eastAsia="Avenir Next"/>
                 <w:color w:val="1A1A1A"/>
-                <w:sz w:val="20"/>
+                <w:sz w:val="22"/>
                 <w:szCs w:val="20"/>
               </w:rPr>
               <w:t xml:space="preserve">Match a phrase to +, −, × or ÷, like “more than” means +.  </w:t>
@@ -280,7 +283,7 @@
                 <w:rFonts w:ascii="Avenir Next" w:hAnsi="Avenir Next" w:cs="Avenir Next" w:eastAsia="Avenir Next"/>
                 <w:b/>
                 <w:color w:val="1A1A1A"/>
-                <w:sz w:val="20"/>
+                <w:sz w:val="22"/>
                 <w:szCs w:val="20"/>
               </w:rPr>
               <w:t xml:space="preserve">You will use it in Practice Form A, problem 1.</w:t>
@@ -291,6 +294,7 @@
     </w:tbl>
     <w:p>
       <w:pPr>
+        <w:pStyle w:val="Heading2"/>
         <w:keepNext/>
         <w:pBdr>
           <w:bottom w:val="single" w:sz="8" w:space="3" w:color="003A70"/>
@@ -306,7 +310,7 @@
           <w:b/>
           <w:color w:val="003A70"/>
           <w:spacing w:val="14"/>
-          <w:sz w:val="19"/>
+          <w:sz w:val="22"/>
           <w:szCs w:val="19"/>
         </w:rPr>
         <w:t xml:space="preserve">STEPS TO FOLLOW</w:t>
@@ -325,7 +329,7 @@
           <w:rFonts w:ascii="Avenir Next" w:hAnsi="Avenir Next" w:cs="Avenir Next" w:eastAsia="Avenir Next"/>
           <w:i/>
           <w:color w:val="5A5F66"/>
-          <w:sz w:val="17"/>
+          <w:sz w:val="22"/>
           <w:szCs w:val="17"/>
         </w:rPr>
         <w:t xml:space="preserve">use these same steps on every problem</w:t>
@@ -367,6 +371,7 @@
           </w:tcPr>
           <w:p>
             <w:pPr>
+              <w:pStyle w:val="Heading1"/>
               <w:spacing w:before="0" w:after="0" w:line="240" w:lineRule="auto"/>
               <w:jc w:val="center"/>
             </w:pPr>
@@ -395,7 +400,7 @@
               <w:rPr>
                 <w:rFonts w:ascii="Avenir Next" w:hAnsi="Avenir Next" w:cs="Avenir Next" w:eastAsia="Avenir Next"/>
                 <w:color w:val="1A1A1A"/>
-                <w:sz w:val="21"/>
+                <w:sz w:val="22"/>
                 <w:szCs w:val="21"/>
               </w:rPr>
               <w:t xml:space="preserve">Find the </w:t>
@@ -405,7 +410,7 @@
                 <w:rFonts w:ascii="Avenir Next" w:hAnsi="Avenir Next" w:cs="Avenir Next" w:eastAsia="Avenir Next"/>
                 <w:b/>
                 <w:color w:val="1A1A1A"/>
-                <w:sz w:val="21"/>
+                <w:sz w:val="22"/>
                 <w:szCs w:val="21"/>
               </w:rPr>
               <w:t xml:space="preserve">key word</w:t>
@@ -414,7 +419,7 @@
               <w:rPr>
                 <w:rFonts w:ascii="Avenir Next" w:hAnsi="Avenir Next" w:cs="Avenir Next" w:eastAsia="Avenir Next"/>
                 <w:color w:val="1A1A1A"/>
-                <w:sz w:val="21"/>
+                <w:sz w:val="22"/>
                 <w:szCs w:val="21"/>
               </w:rPr>
               <w:t xml:space="preserve">: more, less, times, divided.</w:t>
@@ -433,6 +438,7 @@
           </w:tcPr>
           <w:p>
             <w:pPr>
+              <w:pStyle w:val="Heading1"/>
               <w:spacing w:before="0" w:after="0" w:line="240" w:lineRule="auto"/>
               <w:jc w:val="center"/>
             </w:pPr>
@@ -462,7 +468,7 @@
                 <w:rFonts w:ascii="Avenir Next" w:hAnsi="Avenir Next" w:cs="Avenir Next" w:eastAsia="Avenir Next"/>
                 <w:b/>
                 <w:color w:val="1A1A1A"/>
-                <w:sz w:val="21"/>
+                <w:sz w:val="22"/>
                 <w:szCs w:val="21"/>
               </w:rPr>
               <w:t xml:space="preserve">Match</w:t>
@@ -471,7 +477,7 @@
               <w:rPr>
                 <w:rFonts w:ascii="Avenir Next" w:hAnsi="Avenir Next" w:cs="Avenir Next" w:eastAsia="Avenir Next"/>
                 <w:color w:val="1A1A1A"/>
-                <w:sz w:val="21"/>
+                <w:sz w:val="22"/>
                 <w:szCs w:val="21"/>
               </w:rPr>
               <w:t xml:space="preserve"> it: more +, less −, times ×, divided ÷.</w:t>
@@ -490,6 +496,7 @@
           </w:tcPr>
           <w:p>
             <w:pPr>
+              <w:pStyle w:val="Heading1"/>
               <w:spacing w:before="0" w:after="0" w:line="240" w:lineRule="auto"/>
               <w:jc w:val="center"/>
             </w:pPr>
@@ -519,7 +526,7 @@
                 <w:rFonts w:ascii="Avenir Next" w:hAnsi="Avenir Next" w:cs="Avenir Next" w:eastAsia="Avenir Next"/>
                 <w:b/>
                 <w:color w:val="1A1A1A"/>
-                <w:sz w:val="21"/>
+                <w:sz w:val="22"/>
                 <w:szCs w:val="21"/>
               </w:rPr>
               <w:t xml:space="preserve">Write</w:t>
@@ -528,7 +535,7 @@
               <w:rPr>
                 <w:rFonts w:ascii="Avenir Next" w:hAnsi="Avenir Next" w:cs="Avenir Next" w:eastAsia="Avenir Next"/>
                 <w:color w:val="1A1A1A"/>
-                <w:sz w:val="21"/>
+                <w:sz w:val="22"/>
                 <w:szCs w:val="21"/>
               </w:rPr>
               <w:t xml:space="preserve"> the numbers with the sign.</w:t>
@@ -539,6 +546,7 @@
     </w:tbl>
     <w:p>
       <w:pPr>
+        <w:pStyle w:val="Heading2"/>
         <w:keepNext/>
         <w:pBdr>
           <w:bottom w:val="single" w:sz="8" w:space="3" w:color="003A70"/>
@@ -554,7 +562,7 @@
           <w:b/>
           <w:color w:val="003A70"/>
           <w:spacing w:val="14"/>
-          <w:sz w:val="19"/>
+          <w:sz w:val="22"/>
           <w:szCs w:val="19"/>
         </w:rPr>
         <w:t xml:space="preserve">WATCH ME</w:t>
@@ -573,7 +581,7 @@
           <w:rFonts w:ascii="Avenir Next" w:hAnsi="Avenir Next" w:cs="Avenir Next" w:eastAsia="Avenir Next"/>
           <w:i/>
           <w:color w:val="5A5F66"/>
-          <w:sz w:val="17"/>
+          <w:sz w:val="22"/>
           <w:szCs w:val="17"/>
         </w:rPr>
         <w:t xml:space="preserve">the steps in action</w:t>
@@ -588,7 +596,7 @@
           <w:rFonts w:ascii="Avenir Next" w:hAnsi="Avenir Next" w:cs="Avenir Next" w:eastAsia="Avenir Next"/>
           <w:b/>
           <w:color w:val="1A1A1A"/>
-          <w:sz w:val="21"/>
+          <w:sz w:val="22"/>
           <w:szCs w:val="21"/>
         </w:rPr>
         <w:t xml:space="preserve">Write “5 more than 12.”</w:t>
@@ -607,25 +615,25 @@
           <w:rFonts w:ascii="Avenir Next" w:hAnsi="Avenir Next" w:cs="Avenir Next" w:eastAsia="Avenir Next"/>
           <w:b/>
           <w:color w:val="003A70"/>
+          <w:sz w:val="22"/>
+          <w:szCs w:val="19"/>
+        </w:rPr>
+        <w:t xml:space="preserve">Step 1</w:t>
+      </w:r>
+      <w:r>
+        <w:rPr>
+          <w:rFonts w:ascii="Avenir Next" w:hAnsi="Avenir Next" w:cs="Avenir Next" w:eastAsia="Avenir Next"/>
+          <w:color w:val="1A1A1A"/>
           <w:sz w:val="19"/>
           <w:szCs w:val="19"/>
         </w:rPr>
-        <w:t xml:space="preserve">Step 1</w:t>
-      </w:r>
-      <w:r>
-        <w:rPr>
-          <w:rFonts w:ascii="Avenir Next" w:hAnsi="Avenir Next" w:cs="Avenir Next" w:eastAsia="Avenir Next"/>
-          <w:color w:val="1A1A1A"/>
-          <w:sz w:val="19"/>
-          <w:szCs w:val="19"/>
-        </w:rPr>
         <w:tab/>
       </w:r>
       <w:r>
         <w:rPr>
           <w:rFonts w:ascii="Avenir Next" w:hAnsi="Avenir Next" w:cs="Avenir Next" w:eastAsia="Avenir Next"/>
           <w:color w:val="1A1A1A"/>
-          <w:sz w:val="21"/>
+          <w:sz w:val="22"/>
           <w:szCs w:val="21"/>
         </w:rPr>
         <w:t xml:space="preserve">The key word is “more.”</w:t>
@@ -644,25 +652,25 @@
           <w:rFonts w:ascii="Avenir Next" w:hAnsi="Avenir Next" w:cs="Avenir Next" w:eastAsia="Avenir Next"/>
           <w:b/>
           <w:color w:val="003A70"/>
+          <w:sz w:val="22"/>
+          <w:szCs w:val="19"/>
+        </w:rPr>
+        <w:t xml:space="preserve">Step 2</w:t>
+      </w:r>
+      <w:r>
+        <w:rPr>
+          <w:rFonts w:ascii="Avenir Next" w:hAnsi="Avenir Next" w:cs="Avenir Next" w:eastAsia="Avenir Next"/>
+          <w:color w:val="1A1A1A"/>
           <w:sz w:val="19"/>
           <w:szCs w:val="19"/>
         </w:rPr>
-        <w:t xml:space="preserve">Step 2</w:t>
-      </w:r>
-      <w:r>
-        <w:rPr>
-          <w:rFonts w:ascii="Avenir Next" w:hAnsi="Avenir Next" w:cs="Avenir Next" w:eastAsia="Avenir Next"/>
-          <w:color w:val="1A1A1A"/>
-          <w:sz w:val="19"/>
-          <w:szCs w:val="19"/>
-        </w:rPr>
         <w:tab/>
       </w:r>
       <w:r>
         <w:rPr>
           <w:rFonts w:ascii="Avenir Next" w:hAnsi="Avenir Next" w:cs="Avenir Next" w:eastAsia="Avenir Next"/>
           <w:color w:val="1A1A1A"/>
-          <w:sz w:val="21"/>
+          <w:sz w:val="22"/>
           <w:szCs w:val="21"/>
         </w:rPr>
         <w:t xml:space="preserve">More means +.</w:t>
@@ -681,25 +689,25 @@
           <w:rFonts w:ascii="Avenir Next" w:hAnsi="Avenir Next" w:cs="Avenir Next" w:eastAsia="Avenir Next"/>
           <w:b/>
           <w:color w:val="003A70"/>
+          <w:sz w:val="22"/>
+          <w:szCs w:val="19"/>
+        </w:rPr>
+        <w:t xml:space="preserve">Step 3</w:t>
+      </w:r>
+      <w:r>
+        <w:rPr>
+          <w:rFonts w:ascii="Avenir Next" w:hAnsi="Avenir Next" w:cs="Avenir Next" w:eastAsia="Avenir Next"/>
+          <w:color w:val="1A1A1A"/>
           <w:sz w:val="19"/>
           <w:szCs w:val="19"/>
         </w:rPr>
-        <w:t xml:space="preserve">Step 3</w:t>
-      </w:r>
-      <w:r>
-        <w:rPr>
-          <w:rFonts w:ascii="Avenir Next" w:hAnsi="Avenir Next" w:cs="Avenir Next" w:eastAsia="Avenir Next"/>
-          <w:color w:val="1A1A1A"/>
-          <w:sz w:val="19"/>
-          <w:szCs w:val="19"/>
-        </w:rPr>
         <w:tab/>
       </w:r>
       <w:r>
         <w:rPr>
           <w:rFonts w:ascii="Avenir Next" w:hAnsi="Avenir Next" w:cs="Avenir Next" w:eastAsia="Avenir Next"/>
           <w:color w:val="1A1A1A"/>
-          <w:sz w:val="21"/>
+          <w:sz w:val="22"/>
           <w:szCs w:val="21"/>
         </w:rPr>
         <w:t xml:space="preserve">12 + 5.</w:t>
@@ -718,18 +726,18 @@
           <w:rFonts w:ascii="Avenir Next" w:hAnsi="Avenir Next" w:cs="Avenir Next" w:eastAsia="Avenir Next"/>
           <w:b/>
           <w:color w:val="1A1A1A"/>
+          <w:sz w:val="22"/>
+          <w:szCs w:val="21"/>
+        </w:rPr>
+        <w:t xml:space="preserve">Answer</w:t>
+      </w:r>
+      <w:r>
+        <w:rPr>
+          <w:rFonts w:ascii="Avenir Next" w:hAnsi="Avenir Next" w:cs="Avenir Next" w:eastAsia="Avenir Next"/>
+          <w:color w:val="1A1A1A"/>
           <w:sz w:val="21"/>
           <w:szCs w:val="21"/>
         </w:rPr>
-        <w:t xml:space="preserve">Answer</w:t>
-      </w:r>
-      <w:r>
-        <w:rPr>
-          <w:rFonts w:ascii="Avenir Next" w:hAnsi="Avenir Next" w:cs="Avenir Next" w:eastAsia="Avenir Next"/>
-          <w:color w:val="1A1A1A"/>
-          <w:sz w:val="21"/>
-          <w:szCs w:val="21"/>
-        </w:rPr>
         <w:tab/>
       </w:r>
       <w:r>
@@ -737,7 +745,7 @@
           <w:rFonts w:ascii="Avenir Next" w:hAnsi="Avenir Next" w:cs="Avenir Next" w:eastAsia="Avenir Next"/>
           <w:b/>
           <w:color w:val="1A1A1A"/>
-          <w:sz w:val="21"/>
+          <w:sz w:val="22"/>
           <w:szCs w:val="21"/>
         </w:rPr>
         <w:t xml:space="preserve">12 + 5</w:t>
@@ -745,6 +753,7 @@
     </w:p>
     <w:p>
       <w:pPr>
+        <w:pStyle w:val="Heading2"/>
         <w:keepNext/>
         <w:pBdr>
           <w:bottom w:val="single" w:sz="8" w:space="3" w:color="003A70"/>
@@ -760,7 +769,7 @@
           <w:b/>
           <w:color w:val="003A70"/>
           <w:spacing w:val="14"/>
-          <w:sz w:val="19"/>
+          <w:sz w:val="22"/>
           <w:szCs w:val="19"/>
         </w:rPr>
         <w:t xml:space="preserve">TRY IT WITH HELP</w:t>
@@ -779,7 +788,7 @@
           <w:rFonts w:ascii="Avenir Next" w:hAnsi="Avenir Next" w:cs="Avenir Next" w:eastAsia="Avenir Next"/>
           <w:i/>
           <w:color w:val="5A5F66"/>
-          <w:sz w:val="17"/>
+          <w:sz w:val="22"/>
           <w:szCs w:val="17"/>
         </w:rPr>
         <w:t xml:space="preserve">fill in each step</w:t>
@@ -837,35 +846,35 @@
           <w:rFonts w:ascii="Avenir Next" w:hAnsi="Avenir Next" w:cs="Avenir Next" w:eastAsia="Avenir Next"/>
           <w:b/>
           <w:color w:val="003A70"/>
+          <w:sz w:val="22"/>
+          <w:szCs w:val="18"/>
+        </w:rPr>
+        <w:t xml:space="preserve">Step 1</w:t>
+      </w:r>
+      <w:r>
+        <w:rPr>
+          <w:rFonts w:ascii="Avenir Next" w:hAnsi="Avenir Next" w:cs="Avenir Next" w:eastAsia="Avenir Next"/>
+          <w:color w:val="1A1A1A"/>
           <w:sz w:val="18"/>
           <w:szCs w:val="18"/>
         </w:rPr>
-        <w:t xml:space="preserve">Step 1</w:t>
-      </w:r>
-      <w:r>
-        <w:rPr>
-          <w:rFonts w:ascii="Avenir Next" w:hAnsi="Avenir Next" w:cs="Avenir Next" w:eastAsia="Avenir Next"/>
-          <w:color w:val="1A1A1A"/>
-          <w:sz w:val="18"/>
-          <w:szCs w:val="18"/>
-        </w:rPr>
         <w:tab/>
       </w:r>
       <w:r>
         <w:rPr>
           <w:rFonts w:ascii="Avenir Next" w:hAnsi="Avenir Next" w:cs="Avenir Next" w:eastAsia="Avenir Next"/>
           <w:color w:val="1A1A1A"/>
+          <w:sz w:val="22"/>
+          <w:szCs w:val="21"/>
+        </w:rPr>
+        <w:t xml:space="preserve">The key word is </w:t>
+      </w:r>
+      <w:r>
+        <w:rPr>
+          <w:rFonts w:ascii="Avenir Next" w:hAnsi="Avenir Next" w:cs="Avenir Next" w:eastAsia="Avenir Next"/>
+          <w:color w:val="1A1A1A"/>
           <w:sz w:val="21"/>
           <w:szCs w:val="21"/>
-        </w:rPr>
-        <w:t xml:space="preserve">The key word is </w:t>
-      </w:r>
-      <w:r>
-        <w:rPr>
-          <w:rFonts w:ascii="Avenir Next" w:hAnsi="Avenir Next" w:cs="Avenir Next" w:eastAsia="Avenir Next"/>
-          <w:color w:val="1A1A1A"/>
-          <w:sz w:val="21"/>
-          <w:szCs w:val="21"/>
           <w:u w:val="single"/>
         </w:rPr>
         <w:t xml:space="preserve">                </w:t>
@@ -874,7 +883,7 @@
         <w:rPr>
           <w:rFonts w:ascii="Avenir Next" w:hAnsi="Avenir Next" w:cs="Avenir Next" w:eastAsia="Avenir Next"/>
           <w:color w:val="1A1A1A"/>
-          <w:sz w:val="21"/>
+          <w:sz w:val="22"/>
           <w:szCs w:val="21"/>
         </w:rPr>
         <w:t xml:space="preserve">.</w:t>
@@ -894,35 +903,35 @@
           <w:rFonts w:ascii="Avenir Next" w:hAnsi="Avenir Next" w:cs="Avenir Next" w:eastAsia="Avenir Next"/>
           <w:b/>
           <w:color w:val="003A70"/>
+          <w:sz w:val="22"/>
+          <w:szCs w:val="18"/>
+        </w:rPr>
+        <w:t xml:space="preserve">Step 2</w:t>
+      </w:r>
+      <w:r>
+        <w:rPr>
+          <w:rFonts w:ascii="Avenir Next" w:hAnsi="Avenir Next" w:cs="Avenir Next" w:eastAsia="Avenir Next"/>
+          <w:color w:val="1A1A1A"/>
           <w:sz w:val="18"/>
           <w:szCs w:val="18"/>
         </w:rPr>
-        <w:t xml:space="preserve">Step 2</w:t>
-      </w:r>
-      <w:r>
-        <w:rPr>
-          <w:rFonts w:ascii="Avenir Next" w:hAnsi="Avenir Next" w:cs="Avenir Next" w:eastAsia="Avenir Next"/>
-          <w:color w:val="1A1A1A"/>
-          <w:sz w:val="18"/>
-          <w:szCs w:val="18"/>
-        </w:rPr>
         <w:tab/>
       </w:r>
       <w:r>
         <w:rPr>
           <w:rFonts w:ascii="Avenir Next" w:hAnsi="Avenir Next" w:cs="Avenir Next" w:eastAsia="Avenir Next"/>
           <w:color w:val="1A1A1A"/>
+          <w:sz w:val="22"/>
+          <w:szCs w:val="21"/>
+        </w:rPr>
+        <w:t xml:space="preserve">Less means </w:t>
+      </w:r>
+      <w:r>
+        <w:rPr>
+          <w:rFonts w:ascii="Avenir Next" w:hAnsi="Avenir Next" w:cs="Avenir Next" w:eastAsia="Avenir Next"/>
+          <w:color w:val="1A1A1A"/>
           <w:sz w:val="21"/>
           <w:szCs w:val="21"/>
-        </w:rPr>
-        <w:t xml:space="preserve">Less means </w:t>
-      </w:r>
-      <w:r>
-        <w:rPr>
-          <w:rFonts w:ascii="Avenir Next" w:hAnsi="Avenir Next" w:cs="Avenir Next" w:eastAsia="Avenir Next"/>
-          <w:color w:val="1A1A1A"/>
-          <w:sz w:val="21"/>
-          <w:szCs w:val="21"/>
           <w:u w:val="single"/>
         </w:rPr>
         <w:t xml:space="preserve">                </w:t>
@@ -931,7 +940,7 @@
         <w:rPr>
           <w:rFonts w:ascii="Avenir Next" w:hAnsi="Avenir Next" w:cs="Avenir Next" w:eastAsia="Avenir Next"/>
           <w:color w:val="1A1A1A"/>
-          <w:sz w:val="21"/>
+          <w:sz w:val="22"/>
           <w:szCs w:val="21"/>
         </w:rPr>
         <w:t xml:space="preserve">.</w:t>
@@ -951,25 +960,25 @@
           <w:rFonts w:ascii="Avenir Next" w:hAnsi="Avenir Next" w:cs="Avenir Next" w:eastAsia="Avenir Next"/>
           <w:b/>
           <w:color w:val="003A70"/>
+          <w:sz w:val="22"/>
+          <w:szCs w:val="18"/>
+        </w:rPr>
+        <w:t xml:space="preserve">Step 3</w:t>
+      </w:r>
+      <w:r>
+        <w:rPr>
+          <w:rFonts w:ascii="Avenir Next" w:hAnsi="Avenir Next" w:cs="Avenir Next" w:eastAsia="Avenir Next"/>
+          <w:color w:val="1A1A1A"/>
           <w:sz w:val="18"/>
           <w:szCs w:val="18"/>
         </w:rPr>
-        <w:t xml:space="preserve">Step 3</w:t>
-      </w:r>
-      <w:r>
-        <w:rPr>
-          <w:rFonts w:ascii="Avenir Next" w:hAnsi="Avenir Next" w:cs="Avenir Next" w:eastAsia="Avenir Next"/>
-          <w:color w:val="1A1A1A"/>
-          <w:sz w:val="18"/>
-          <w:szCs w:val="18"/>
-        </w:rPr>
         <w:tab/>
       </w:r>
       <w:r>
         <w:rPr>
           <w:rFonts w:ascii="Avenir Next" w:hAnsi="Avenir Next" w:cs="Avenir Next" w:eastAsia="Avenir Next"/>
           <w:color w:val="1A1A1A"/>
-          <w:sz w:val="21"/>
+          <w:sz w:val="22"/>
           <w:szCs w:val="21"/>
         </w:rPr>
         <w:t xml:space="preserve">Write: </w:t>
@@ -1042,35 +1051,35 @@
           <w:rFonts w:ascii="Avenir Next" w:hAnsi="Avenir Next" w:cs="Avenir Next" w:eastAsia="Avenir Next"/>
           <w:b/>
           <w:color w:val="003A70"/>
+          <w:sz w:val="22"/>
+          <w:szCs w:val="18"/>
+        </w:rPr>
+        <w:t xml:space="preserve">Step 1</w:t>
+      </w:r>
+      <w:r>
+        <w:rPr>
+          <w:rFonts w:ascii="Avenir Next" w:hAnsi="Avenir Next" w:cs="Avenir Next" w:eastAsia="Avenir Next"/>
+          <w:color w:val="1A1A1A"/>
           <w:sz w:val="18"/>
           <w:szCs w:val="18"/>
         </w:rPr>
-        <w:t xml:space="preserve">Step 1</w:t>
-      </w:r>
-      <w:r>
-        <w:rPr>
-          <w:rFonts w:ascii="Avenir Next" w:hAnsi="Avenir Next" w:cs="Avenir Next" w:eastAsia="Avenir Next"/>
-          <w:color w:val="1A1A1A"/>
-          <w:sz w:val="18"/>
-          <w:szCs w:val="18"/>
-        </w:rPr>
         <w:tab/>
       </w:r>
       <w:r>
         <w:rPr>
           <w:rFonts w:ascii="Avenir Next" w:hAnsi="Avenir Next" w:cs="Avenir Next" w:eastAsia="Avenir Next"/>
           <w:color w:val="1A1A1A"/>
+          <w:sz w:val="22"/>
+          <w:szCs w:val="21"/>
+        </w:rPr>
+        <w:t xml:space="preserve">The key word is </w:t>
+      </w:r>
+      <w:r>
+        <w:rPr>
+          <w:rFonts w:ascii="Avenir Next" w:hAnsi="Avenir Next" w:cs="Avenir Next" w:eastAsia="Avenir Next"/>
+          <w:color w:val="1A1A1A"/>
           <w:sz w:val="21"/>
           <w:szCs w:val="21"/>
-        </w:rPr>
-        <w:t xml:space="preserve">The key word is </w:t>
-      </w:r>
-      <w:r>
-        <w:rPr>
-          <w:rFonts w:ascii="Avenir Next" w:hAnsi="Avenir Next" w:cs="Avenir Next" w:eastAsia="Avenir Next"/>
-          <w:color w:val="1A1A1A"/>
-          <w:sz w:val="21"/>
-          <w:szCs w:val="21"/>
           <w:u w:val="single"/>
         </w:rPr>
         <w:t xml:space="preserve">                </w:t>
@@ -1079,7 +1088,7 @@
         <w:rPr>
           <w:rFonts w:ascii="Avenir Next" w:hAnsi="Avenir Next" w:cs="Avenir Next" w:eastAsia="Avenir Next"/>
           <w:color w:val="1A1A1A"/>
-          <w:sz w:val="21"/>
+          <w:sz w:val="22"/>
           <w:szCs w:val="21"/>
         </w:rPr>
         <w:t xml:space="preserve">.</w:t>
@@ -1099,35 +1108,35 @@
           <w:rFonts w:ascii="Avenir Next" w:hAnsi="Avenir Next" w:cs="Avenir Next" w:eastAsia="Avenir Next"/>
           <w:b/>
           <w:color w:val="003A70"/>
+          <w:sz w:val="22"/>
+          <w:szCs w:val="18"/>
+        </w:rPr>
+        <w:t xml:space="preserve">Step 2</w:t>
+      </w:r>
+      <w:r>
+        <w:rPr>
+          <w:rFonts w:ascii="Avenir Next" w:hAnsi="Avenir Next" w:cs="Avenir Next" w:eastAsia="Avenir Next"/>
+          <w:color w:val="1A1A1A"/>
           <w:sz w:val="18"/>
           <w:szCs w:val="18"/>
         </w:rPr>
-        <w:t xml:space="preserve">Step 2</w:t>
-      </w:r>
-      <w:r>
-        <w:rPr>
-          <w:rFonts w:ascii="Avenir Next" w:hAnsi="Avenir Next" w:cs="Avenir Next" w:eastAsia="Avenir Next"/>
-          <w:color w:val="1A1A1A"/>
-          <w:sz w:val="18"/>
-          <w:szCs w:val="18"/>
-        </w:rPr>
         <w:tab/>
       </w:r>
       <w:r>
         <w:rPr>
           <w:rFonts w:ascii="Avenir Next" w:hAnsi="Avenir Next" w:cs="Avenir Next" w:eastAsia="Avenir Next"/>
           <w:color w:val="1A1A1A"/>
+          <w:sz w:val="22"/>
+          <w:szCs w:val="21"/>
+        </w:rPr>
+        <w:t xml:space="preserve">Times means </w:t>
+      </w:r>
+      <w:r>
+        <w:rPr>
+          <w:rFonts w:ascii="Avenir Next" w:hAnsi="Avenir Next" w:cs="Avenir Next" w:eastAsia="Avenir Next"/>
+          <w:color w:val="1A1A1A"/>
           <w:sz w:val="21"/>
           <w:szCs w:val="21"/>
-        </w:rPr>
-        <w:t xml:space="preserve">Times means </w:t>
-      </w:r>
-      <w:r>
-        <w:rPr>
-          <w:rFonts w:ascii="Avenir Next" w:hAnsi="Avenir Next" w:cs="Avenir Next" w:eastAsia="Avenir Next"/>
-          <w:color w:val="1A1A1A"/>
-          <w:sz w:val="21"/>
-          <w:szCs w:val="21"/>
           <w:u w:val="single"/>
         </w:rPr>
         <w:t xml:space="preserve">                </w:t>
@@ -1136,7 +1145,7 @@
         <w:rPr>
           <w:rFonts w:ascii="Avenir Next" w:hAnsi="Avenir Next" w:cs="Avenir Next" w:eastAsia="Avenir Next"/>
           <w:color w:val="1A1A1A"/>
-          <w:sz w:val="21"/>
+          <w:sz w:val="22"/>
           <w:szCs w:val="21"/>
         </w:rPr>
         <w:t xml:space="preserve">.</w:t>
@@ -1156,35 +1165,35 @@
           <w:rFonts w:ascii="Avenir Next" w:hAnsi="Avenir Next" w:cs="Avenir Next" w:eastAsia="Avenir Next"/>
           <w:b/>
           <w:color w:val="003A70"/>
+          <w:sz w:val="22"/>
+          <w:szCs w:val="18"/>
+        </w:rPr>
+        <w:t xml:space="preserve">Step 3</w:t>
+      </w:r>
+      <w:r>
+        <w:rPr>
+          <w:rFonts w:ascii="Avenir Next" w:hAnsi="Avenir Next" w:cs="Avenir Next" w:eastAsia="Avenir Next"/>
+          <w:color w:val="1A1A1A"/>
           <w:sz w:val="18"/>
           <w:szCs w:val="18"/>
         </w:rPr>
-        <w:t xml:space="preserve">Step 3</w:t>
-      </w:r>
-      <w:r>
-        <w:rPr>
-          <w:rFonts w:ascii="Avenir Next" w:hAnsi="Avenir Next" w:cs="Avenir Next" w:eastAsia="Avenir Next"/>
-          <w:color w:val="1A1A1A"/>
-          <w:sz w:val="18"/>
-          <w:szCs w:val="18"/>
-        </w:rPr>
         <w:tab/>
       </w:r>
       <w:r>
         <w:rPr>
           <w:rFonts w:ascii="Avenir Next" w:hAnsi="Avenir Next" w:cs="Avenir Next" w:eastAsia="Avenir Next"/>
           <w:color w:val="1A1A1A"/>
+          <w:sz w:val="22"/>
+          <w:szCs w:val="21"/>
+        </w:rPr>
+        <w:t xml:space="preserve">Write: </w:t>
+      </w:r>
+      <w:r>
+        <w:rPr>
+          <w:rFonts w:ascii="Avenir Next" w:hAnsi="Avenir Next" w:cs="Avenir Next" w:eastAsia="Avenir Next"/>
+          <w:color w:val="1A1A1A"/>
           <w:sz w:val="21"/>
           <w:szCs w:val="21"/>
-        </w:rPr>
-        <w:t xml:space="preserve">Write: </w:t>
-      </w:r>
-      <w:r>
-        <w:rPr>
-          <w:rFonts w:ascii="Avenir Next" w:hAnsi="Avenir Next" w:cs="Avenir Next" w:eastAsia="Avenir Next"/>
-          <w:color w:val="1A1A1A"/>
-          <w:sz w:val="21"/>
-          <w:szCs w:val="21"/>
           <w:u w:val="single"/>
         </w:rPr>
         <w:t xml:space="preserve">                </w:t>
@@ -1197,6 +1206,7 @@
     </w:p>
     <w:p>
       <w:pPr>
+        <w:pStyle w:val="Heading2"/>
         <w:keepNext/>
         <w:pBdr>
           <w:bottom w:val="single" w:sz="8" w:space="3" w:color="003A70"/>
@@ -1212,7 +1222,7 @@
           <w:b/>
           <w:color w:val="003A70"/>
           <w:spacing w:val="14"/>
-          <w:sz w:val="19"/>
+          <w:sz w:val="22"/>
           <w:szCs w:val="19"/>
         </w:rPr>
         <w:t xml:space="preserve">YOUR TURN</w:t>
@@ -1231,7 +1241,7 @@
           <w:rFonts w:ascii="Avenir Next" w:hAnsi="Avenir Next" w:cs="Avenir Next" w:eastAsia="Avenir Next"/>
           <w:i/>
           <w:color w:val="5A5F66"/>
-          <w:sz w:val="17"/>
+          <w:sz w:val="22"/>
           <w:szCs w:val="17"/>
         </w:rPr>
         <w:t xml:space="preserve">use the steps on your own</w:t>
@@ -1751,7 +1761,7 @@
           <w:caps/>
           <w:color w:val="003A70"/>
           <w:spacing w:val="12"/>
-          <w:sz w:val="19"/>
+          <w:sz w:val="22"/>
           <w:szCs w:val="19"/>
         </w:rPr>
         <w:t xml:space="preserve">Lesson 6-5  ·  Session 1  ·  Prerequisite Practice A  ·  Skill 2 of 2</w:t>
@@ -1759,6 +1769,7 @@
     </w:p>
     <w:p>
       <w:pPr>
+        <w:pStyle w:val="Heading1"/>
         <w:keepNext/>
         <w:spacing w:before="0" w:after="10" w:line="240" w:lineRule="auto"/>
       </w:pPr>
@@ -1784,7 +1795,7 @@
         <w:rPr>
           <w:rFonts w:ascii="Avenir Next" w:hAnsi="Avenir Next" w:cs="Avenir Next" w:eastAsia="Avenir Next"/>
           <w:color w:val="5A5F66"/>
-          <w:sz w:val="17"/>
+          <w:sz w:val="22"/>
           <w:szCs w:val="17"/>
         </w:rPr>
         <w:t xml:space="preserve">Builds on Grade 3 · 3.OA.A.1</w:t>
@@ -1827,6 +1838,7 @@
           </w:tcPr>
           <w:p>
             <w:pPr>
+              <w:pStyle w:val="Heading2"/>
               <w:spacing w:before="0" w:after="0" w:line="252" w:lineRule="auto"/>
             </w:pPr>
             <w:r>
@@ -1856,7 +1868,7 @@
               <w:rPr>
                 <w:rFonts w:ascii="Avenir Next" w:hAnsi="Avenir Next" w:cs="Avenir Next" w:eastAsia="Avenir Next"/>
                 <w:color w:val="1A1A1A"/>
-                <w:sz w:val="20"/>
+                <w:sz w:val="22"/>
                 <w:szCs w:val="20"/>
               </w:rPr>
               <w:t xml:space="preserve">A $6 popcorn for each of </w:t>
@@ -1866,7 +1878,7 @@
                 <w:rFonts w:ascii="Avenir Next" w:hAnsi="Avenir Next" w:cs="Avenir Next" w:eastAsia="Avenir Next"/>
                 <w:i/>
                 <w:color w:val="1A1A1A"/>
-                <w:sz w:val="20"/>
+                <w:sz w:val="22"/>
                 <w:szCs w:val="20"/>
               </w:rPr>
               <w:t xml:space="preserve">m</w:t>
@@ -1875,7 +1887,7 @@
               <w:rPr>
                 <w:rFonts w:ascii="Avenir Next" w:hAnsi="Avenir Next" w:cs="Avenir Next" w:eastAsia="Avenir Next"/>
                 <w:color w:val="1A1A1A"/>
-                <w:sz w:val="20"/>
+                <w:sz w:val="22"/>
                 <w:szCs w:val="20"/>
               </w:rPr>
               <w:t xml:space="preserve"> members costs 6</w:t>
@@ -1885,7 +1897,7 @@
                 <w:rFonts w:ascii="Avenir Next" w:hAnsi="Avenir Next" w:cs="Avenir Next" w:eastAsia="Avenir Next"/>
                 <w:i/>
                 <w:color w:val="1A1A1A"/>
-                <w:sz w:val="20"/>
+                <w:sz w:val="22"/>
                 <w:szCs w:val="20"/>
               </w:rPr>
               <w:t xml:space="preserve">m</w:t>
@@ -1894,7 +1906,7 @@
               <w:rPr>
                 <w:rFonts w:ascii="Avenir Next" w:hAnsi="Avenir Next" w:cs="Avenir Next" w:eastAsia="Avenir Next"/>
                 <w:color w:val="1A1A1A"/>
-                <w:sz w:val="20"/>
+                <w:sz w:val="22"/>
                 <w:szCs w:val="20"/>
               </w:rPr>
               <w:t xml:space="preserve">. That means 6 × </w:t>
@@ -1904,7 +1916,7 @@
                 <w:rFonts w:ascii="Avenir Next" w:hAnsi="Avenir Next" w:cs="Avenir Next" w:eastAsia="Avenir Next"/>
                 <w:i/>
                 <w:color w:val="1A1A1A"/>
-                <w:sz w:val="20"/>
+                <w:sz w:val="22"/>
                 <w:szCs w:val="20"/>
               </w:rPr>
               <w:t xml:space="preserve">m</w:t>
@@ -1913,7 +1925,7 @@
               <w:rPr>
                 <w:rFonts w:ascii="Avenir Next" w:hAnsi="Avenir Next" w:cs="Avenir Next" w:eastAsia="Avenir Next"/>
                 <w:color w:val="1A1A1A"/>
-                <w:sz w:val="20"/>
+                <w:sz w:val="22"/>
                 <w:szCs w:val="20"/>
               </w:rPr>
               <w:t xml:space="preserve">.</w:t>
@@ -1933,6 +1945,7 @@
           </w:tcPr>
           <w:p>
             <w:pPr>
+              <w:pStyle w:val="Heading2"/>
               <w:spacing w:before="0" w:after="0" w:line="252" w:lineRule="auto"/>
             </w:pPr>
             <w:r>
@@ -1962,7 +1975,7 @@
               <w:rPr>
                 <w:rFonts w:ascii="Avenir Next" w:hAnsi="Avenir Next" w:cs="Avenir Next" w:eastAsia="Avenir Next"/>
                 <w:color w:val="1A1A1A"/>
-                <w:sz w:val="20"/>
+                <w:sz w:val="22"/>
                 <w:szCs w:val="20"/>
               </w:rPr>
               <w:t xml:space="preserve">Write equal groups as multiplication, like 4 groups of 5 = 4 × 5.  </w:t>
@@ -1972,7 +1985,7 @@
                 <w:rFonts w:ascii="Avenir Next" w:hAnsi="Avenir Next" w:cs="Avenir Next" w:eastAsia="Avenir Next"/>
                 <w:b/>
                 <w:color w:val="1A1A1A"/>
-                <w:sz w:val="20"/>
+                <w:sz w:val="22"/>
                 <w:szCs w:val="20"/>
               </w:rPr>
               <w:t xml:space="preserve">You will use it in Practice Form A, problems 2 and 3.</w:t>
@@ -1983,6 +1996,7 @@
     </w:tbl>
     <w:p>
       <w:pPr>
+        <w:pStyle w:val="Heading2"/>
         <w:keepNext/>
         <w:pBdr>
           <w:bottom w:val="single" w:sz="8" w:space="3" w:color="003A70"/>
@@ -1998,7 +2012,7 @@
           <w:b/>
           <w:color w:val="003A70"/>
           <w:spacing w:val="14"/>
-          <w:sz w:val="19"/>
+          <w:sz w:val="22"/>
           <w:szCs w:val="19"/>
         </w:rPr>
         <w:t xml:space="preserve">STEPS TO FOLLOW</w:t>
@@ -2017,7 +2031,7 @@
           <w:rFonts w:ascii="Avenir Next" w:hAnsi="Avenir Next" w:cs="Avenir Next" w:eastAsia="Avenir Next"/>
           <w:i/>
           <w:color w:val="5A5F66"/>
-          <w:sz w:val="17"/>
+          <w:sz w:val="22"/>
           <w:szCs w:val="17"/>
         </w:rPr>
         <w:t xml:space="preserve">use these same steps on every problem</w:t>
@@ -2059,6 +2073,7 @@
           </w:tcPr>
           <w:p>
             <w:pPr>
+              <w:pStyle w:val="Heading1"/>
               <w:spacing w:before="0" w:after="0" w:line="240" w:lineRule="auto"/>
               <w:jc w:val="center"/>
             </w:pPr>
@@ -2088,7 +2103,7 @@
                 <w:rFonts w:ascii="Avenir Next" w:hAnsi="Avenir Next" w:cs="Avenir Next" w:eastAsia="Avenir Next"/>
                 <w:b/>
                 <w:color w:val="1A1A1A"/>
-                <w:sz w:val="21"/>
+                <w:sz w:val="22"/>
                 <w:szCs w:val="21"/>
               </w:rPr>
               <w:t xml:space="preserve">Count</w:t>
@@ -2097,7 +2112,7 @@
               <w:rPr>
                 <w:rFonts w:ascii="Avenir Next" w:hAnsi="Avenir Next" w:cs="Avenir Next" w:eastAsia="Avenir Next"/>
                 <w:color w:val="1A1A1A"/>
-                <w:sz w:val="21"/>
+                <w:sz w:val="22"/>
                 <w:szCs w:val="21"/>
               </w:rPr>
               <w:t xml:space="preserve"> the groups.</w:t>
@@ -2116,6 +2131,7 @@
           </w:tcPr>
           <w:p>
             <w:pPr>
+              <w:pStyle w:val="Heading1"/>
               <w:spacing w:before="0" w:after="0" w:line="240" w:lineRule="auto"/>
               <w:jc w:val="center"/>
             </w:pPr>
@@ -2144,7 +2160,7 @@
               <w:rPr>
                 <w:rFonts w:ascii="Avenir Next" w:hAnsi="Avenir Next" w:cs="Avenir Next" w:eastAsia="Avenir Next"/>
                 <w:color w:val="1A1A1A"/>
-                <w:sz w:val="21"/>
+                <w:sz w:val="22"/>
                 <w:szCs w:val="21"/>
               </w:rPr>
               <w:t xml:space="preserve">Find how many are in </w:t>
@@ -2154,7 +2170,7 @@
                 <w:rFonts w:ascii="Avenir Next" w:hAnsi="Avenir Next" w:cs="Avenir Next" w:eastAsia="Avenir Next"/>
                 <w:b/>
                 <w:color w:val="1A1A1A"/>
-                <w:sz w:val="21"/>
+                <w:sz w:val="22"/>
                 <w:szCs w:val="21"/>
               </w:rPr>
               <w:t xml:space="preserve">each</w:t>
@@ -2163,7 +2179,7 @@
               <w:rPr>
                 <w:rFonts w:ascii="Avenir Next" w:hAnsi="Avenir Next" w:cs="Avenir Next" w:eastAsia="Avenir Next"/>
                 <w:color w:val="1A1A1A"/>
-                <w:sz w:val="21"/>
+                <w:sz w:val="22"/>
                 <w:szCs w:val="21"/>
               </w:rPr>
               <w:t xml:space="preserve"> group.</w:t>
@@ -2182,6 +2198,7 @@
           </w:tcPr>
           <w:p>
             <w:pPr>
+              <w:pStyle w:val="Heading1"/>
               <w:spacing w:before="0" w:after="0" w:line="240" w:lineRule="auto"/>
               <w:jc w:val="center"/>
             </w:pPr>
@@ -2211,7 +2228,7 @@
                 <w:rFonts w:ascii="Avenir Next" w:hAnsi="Avenir Next" w:cs="Avenir Next" w:eastAsia="Avenir Next"/>
                 <w:b/>
                 <w:color w:val="1A1A1A"/>
-                <w:sz w:val="21"/>
+                <w:sz w:val="22"/>
                 <w:szCs w:val="21"/>
               </w:rPr>
               <w:t xml:space="preserve">Write</w:t>
@@ -2220,7 +2237,7 @@
               <w:rPr>
                 <w:rFonts w:ascii="Avenir Next" w:hAnsi="Avenir Next" w:cs="Avenir Next" w:eastAsia="Avenir Next"/>
                 <w:color w:val="1A1A1A"/>
-                <w:sz w:val="21"/>
+                <w:sz w:val="22"/>
                 <w:szCs w:val="21"/>
               </w:rPr>
               <w:t xml:space="preserve"> groups × each. Multiply.</w:t>
@@ -2231,6 +2248,7 @@
     </w:tbl>
     <w:p>
       <w:pPr>
+        <w:pStyle w:val="Heading2"/>
         <w:keepNext/>
         <w:pBdr>
           <w:bottom w:val="single" w:sz="8" w:space="3" w:color="003A70"/>
@@ -2246,7 +2264,7 @@
           <w:b/>
           <w:color w:val="003A70"/>
           <w:spacing w:val="14"/>
-          <w:sz w:val="19"/>
+          <w:sz w:val="22"/>
           <w:szCs w:val="19"/>
         </w:rPr>
         <w:t xml:space="preserve">WATCH ME</w:t>
@@ -2265,7 +2283,7 @@
           <w:rFonts w:ascii="Avenir Next" w:hAnsi="Avenir Next" w:cs="Avenir Next" w:eastAsia="Avenir Next"/>
           <w:i/>
           <w:color w:val="5A5F66"/>
-          <w:sz w:val="17"/>
+          <w:sz w:val="22"/>
           <w:szCs w:val="17"/>
         </w:rPr>
         <w:t xml:space="preserve">the steps in action</w:t>
@@ -2280,7 +2298,7 @@
           <w:rFonts w:ascii="Avenir Next" w:hAnsi="Avenir Next" w:cs="Avenir Next" w:eastAsia="Avenir Next"/>
           <w:b/>
           <w:color w:val="1A1A1A"/>
-          <w:sz w:val="21"/>
+          <w:sz w:val="22"/>
           <w:szCs w:val="21"/>
         </w:rPr>
         <w:t xml:space="preserve">3 bags have 8 apples in each. How many apples?</w:t>
@@ -2299,25 +2317,25 @@
           <w:rFonts w:ascii="Avenir Next" w:hAnsi="Avenir Next" w:cs="Avenir Next" w:eastAsia="Avenir Next"/>
           <w:b/>
           <w:color w:val="003A70"/>
+          <w:sz w:val="22"/>
+          <w:szCs w:val="19"/>
+        </w:rPr>
+        <w:t xml:space="preserve">Step 1</w:t>
+      </w:r>
+      <w:r>
+        <w:rPr>
+          <w:rFonts w:ascii="Avenir Next" w:hAnsi="Avenir Next" w:cs="Avenir Next" w:eastAsia="Avenir Next"/>
+          <w:color w:val="1A1A1A"/>
           <w:sz w:val="19"/>
           <w:szCs w:val="19"/>
         </w:rPr>
-        <w:t xml:space="preserve">Step 1</w:t>
-      </w:r>
-      <w:r>
-        <w:rPr>
-          <w:rFonts w:ascii="Avenir Next" w:hAnsi="Avenir Next" w:cs="Avenir Next" w:eastAsia="Avenir Next"/>
-          <w:color w:val="1A1A1A"/>
-          <w:sz w:val="19"/>
-          <w:szCs w:val="19"/>
-        </w:rPr>
         <w:tab/>
       </w:r>
       <w:r>
         <w:rPr>
           <w:rFonts w:ascii="Avenir Next" w:hAnsi="Avenir Next" w:cs="Avenir Next" w:eastAsia="Avenir Next"/>
           <w:color w:val="1A1A1A"/>
-          <w:sz w:val="21"/>
+          <w:sz w:val="22"/>
           <w:szCs w:val="21"/>
         </w:rPr>
         <w:t xml:space="preserve">There are 3 groups.</w:t>
@@ -2336,25 +2354,25 @@
           <w:rFonts w:ascii="Avenir Next" w:hAnsi="Avenir Next" w:cs="Avenir Next" w:eastAsia="Avenir Next"/>
           <w:b/>
           <w:color w:val="003A70"/>
+          <w:sz w:val="22"/>
+          <w:szCs w:val="19"/>
+        </w:rPr>
+        <w:t xml:space="preserve">Step 2</w:t>
+      </w:r>
+      <w:r>
+        <w:rPr>
+          <w:rFonts w:ascii="Avenir Next" w:hAnsi="Avenir Next" w:cs="Avenir Next" w:eastAsia="Avenir Next"/>
+          <w:color w:val="1A1A1A"/>
           <w:sz w:val="19"/>
           <w:szCs w:val="19"/>
         </w:rPr>
-        <w:t xml:space="preserve">Step 2</w:t>
-      </w:r>
-      <w:r>
-        <w:rPr>
-          <w:rFonts w:ascii="Avenir Next" w:hAnsi="Avenir Next" w:cs="Avenir Next" w:eastAsia="Avenir Next"/>
-          <w:color w:val="1A1A1A"/>
-          <w:sz w:val="19"/>
-          <w:szCs w:val="19"/>
-        </w:rPr>
         <w:tab/>
       </w:r>
       <w:r>
         <w:rPr>
           <w:rFonts w:ascii="Avenir Next" w:hAnsi="Avenir Next" w:cs="Avenir Next" w:eastAsia="Avenir Next"/>
           <w:color w:val="1A1A1A"/>
-          <w:sz w:val="21"/>
+          <w:sz w:val="22"/>
           <w:szCs w:val="21"/>
         </w:rPr>
         <w:t xml:space="preserve">There are 8 in each.</w:t>
@@ -2373,25 +2391,25 @@
           <w:rFonts w:ascii="Avenir Next" w:hAnsi="Avenir Next" w:cs="Avenir Next" w:eastAsia="Avenir Next"/>
           <w:b/>
           <w:color w:val="003A70"/>
+          <w:sz w:val="22"/>
+          <w:szCs w:val="19"/>
+        </w:rPr>
+        <w:t xml:space="preserve">Step 3</w:t>
+      </w:r>
+      <w:r>
+        <w:rPr>
+          <w:rFonts w:ascii="Avenir Next" w:hAnsi="Avenir Next" w:cs="Avenir Next" w:eastAsia="Avenir Next"/>
+          <w:color w:val="1A1A1A"/>
           <w:sz w:val="19"/>
           <w:szCs w:val="19"/>
         </w:rPr>
-        <w:t xml:space="preserve">Step 3</w:t>
-      </w:r>
-      <w:r>
-        <w:rPr>
-          <w:rFonts w:ascii="Avenir Next" w:hAnsi="Avenir Next" w:cs="Avenir Next" w:eastAsia="Avenir Next"/>
-          <w:color w:val="1A1A1A"/>
-          <w:sz w:val="19"/>
-          <w:szCs w:val="19"/>
-        </w:rPr>
         <w:tab/>
       </w:r>
       <w:r>
         <w:rPr>
           <w:rFonts w:ascii="Avenir Next" w:hAnsi="Avenir Next" w:cs="Avenir Next" w:eastAsia="Avenir Next"/>
           <w:color w:val="1A1A1A"/>
-          <w:sz w:val="21"/>
+          <w:sz w:val="22"/>
           <w:szCs w:val="21"/>
         </w:rPr>
         <w:t xml:space="preserve">3 × 8 = 24.</w:t>
@@ -2410,18 +2428,18 @@
           <w:rFonts w:ascii="Avenir Next" w:hAnsi="Avenir Next" w:cs="Avenir Next" w:eastAsia="Avenir Next"/>
           <w:b/>
           <w:color w:val="1A1A1A"/>
+          <w:sz w:val="22"/>
+          <w:szCs w:val="21"/>
+        </w:rPr>
+        <w:t xml:space="preserve">Answer</w:t>
+      </w:r>
+      <w:r>
+        <w:rPr>
+          <w:rFonts w:ascii="Avenir Next" w:hAnsi="Avenir Next" w:cs="Avenir Next" w:eastAsia="Avenir Next"/>
+          <w:color w:val="1A1A1A"/>
           <w:sz w:val="21"/>
           <w:szCs w:val="21"/>
         </w:rPr>
-        <w:t xml:space="preserve">Answer</w:t>
-      </w:r>
-      <w:r>
-        <w:rPr>
-          <w:rFonts w:ascii="Avenir Next" w:hAnsi="Avenir Next" w:cs="Avenir Next" w:eastAsia="Avenir Next"/>
-          <w:color w:val="1A1A1A"/>
-          <w:sz w:val="21"/>
-          <w:szCs w:val="21"/>
-        </w:rPr>
         <w:tab/>
       </w:r>
       <w:r>
@@ -2429,7 +2447,7 @@
           <w:rFonts w:ascii="Avenir Next" w:hAnsi="Avenir Next" w:cs="Avenir Next" w:eastAsia="Avenir Next"/>
           <w:b/>
           <w:color w:val="1A1A1A"/>
-          <w:sz w:val="21"/>
+          <w:sz w:val="22"/>
           <w:szCs w:val="21"/>
         </w:rPr>
         <w:t xml:space="preserve">3 × 8 = 24 apples</w:t>
@@ -2437,6 +2455,7 @@
     </w:p>
     <w:p>
       <w:pPr>
+        <w:pStyle w:val="Heading2"/>
         <w:keepNext/>
         <w:pBdr>
           <w:bottom w:val="single" w:sz="8" w:space="3" w:color="003A70"/>
@@ -2452,7 +2471,7 @@
           <w:b/>
           <w:color w:val="003A70"/>
           <w:spacing w:val="14"/>
-          <w:sz w:val="19"/>
+          <w:sz w:val="22"/>
           <w:szCs w:val="19"/>
         </w:rPr>
         <w:t xml:space="preserve">TRY IT WITH HELP</w:t>
@@ -2471,7 +2490,7 @@
           <w:rFonts w:ascii="Avenir Next" w:hAnsi="Avenir Next" w:cs="Avenir Next" w:eastAsia="Avenir Next"/>
           <w:i/>
           <w:color w:val="5A5F66"/>
-          <w:sz w:val="17"/>
+          <w:sz w:val="22"/>
           <w:szCs w:val="17"/>
         </w:rPr>
         <w:t xml:space="preserve">fill in each step</w:t>
@@ -2529,35 +2548,35 @@
           <w:rFonts w:ascii="Avenir Next" w:hAnsi="Avenir Next" w:cs="Avenir Next" w:eastAsia="Avenir Next"/>
           <w:b/>
           <w:color w:val="003A70"/>
+          <w:sz w:val="22"/>
+          <w:szCs w:val="18"/>
+        </w:rPr>
+        <w:t xml:space="preserve">Step 1</w:t>
+      </w:r>
+      <w:r>
+        <w:rPr>
+          <w:rFonts w:ascii="Avenir Next" w:hAnsi="Avenir Next" w:cs="Avenir Next" w:eastAsia="Avenir Next"/>
+          <w:color w:val="1A1A1A"/>
           <w:sz w:val="18"/>
           <w:szCs w:val="18"/>
         </w:rPr>
-        <w:t xml:space="preserve">Step 1</w:t>
-      </w:r>
-      <w:r>
-        <w:rPr>
-          <w:rFonts w:ascii="Avenir Next" w:hAnsi="Avenir Next" w:cs="Avenir Next" w:eastAsia="Avenir Next"/>
-          <w:color w:val="1A1A1A"/>
-          <w:sz w:val="18"/>
-          <w:szCs w:val="18"/>
-        </w:rPr>
         <w:tab/>
       </w:r>
       <w:r>
         <w:rPr>
           <w:rFonts w:ascii="Avenir Next" w:hAnsi="Avenir Next" w:cs="Avenir Next" w:eastAsia="Avenir Next"/>
           <w:color w:val="1A1A1A"/>
+          <w:sz w:val="22"/>
+          <w:szCs w:val="21"/>
+        </w:rPr>
+        <w:t xml:space="preserve">There are </w:t>
+      </w:r>
+      <w:r>
+        <w:rPr>
+          <w:rFonts w:ascii="Avenir Next" w:hAnsi="Avenir Next" w:cs="Avenir Next" w:eastAsia="Avenir Next"/>
+          <w:color w:val="1A1A1A"/>
           <w:sz w:val="21"/>
           <w:szCs w:val="21"/>
-        </w:rPr>
-        <w:t xml:space="preserve">There are </w:t>
-      </w:r>
-      <w:r>
-        <w:rPr>
-          <w:rFonts w:ascii="Avenir Next" w:hAnsi="Avenir Next" w:cs="Avenir Next" w:eastAsia="Avenir Next"/>
-          <w:color w:val="1A1A1A"/>
-          <w:sz w:val="21"/>
-          <w:szCs w:val="21"/>
           <w:u w:val="single"/>
         </w:rPr>
         <w:t xml:space="preserve">                </w:t>
@@ -2566,7 +2585,7 @@
         <w:rPr>
           <w:rFonts w:ascii="Avenir Next" w:hAnsi="Avenir Next" w:cs="Avenir Next" w:eastAsia="Avenir Next"/>
           <w:color w:val="1A1A1A"/>
-          <w:sz w:val="21"/>
+          <w:sz w:val="22"/>
           <w:szCs w:val="21"/>
         </w:rPr>
         <w:t xml:space="preserve"> groups.</w:t>
@@ -2586,35 +2605,35 @@
           <w:rFonts w:ascii="Avenir Next" w:hAnsi="Avenir Next" w:cs="Avenir Next" w:eastAsia="Avenir Next"/>
           <w:b/>
           <w:color w:val="003A70"/>
+          <w:sz w:val="22"/>
+          <w:szCs w:val="18"/>
+        </w:rPr>
+        <w:t xml:space="preserve">Step 2</w:t>
+      </w:r>
+      <w:r>
+        <w:rPr>
+          <w:rFonts w:ascii="Avenir Next" w:hAnsi="Avenir Next" w:cs="Avenir Next" w:eastAsia="Avenir Next"/>
+          <w:color w:val="1A1A1A"/>
           <w:sz w:val="18"/>
           <w:szCs w:val="18"/>
         </w:rPr>
-        <w:t xml:space="preserve">Step 2</w:t>
-      </w:r>
-      <w:r>
-        <w:rPr>
-          <w:rFonts w:ascii="Avenir Next" w:hAnsi="Avenir Next" w:cs="Avenir Next" w:eastAsia="Avenir Next"/>
-          <w:color w:val="1A1A1A"/>
-          <w:sz w:val="18"/>
-          <w:szCs w:val="18"/>
-        </w:rPr>
         <w:tab/>
       </w:r>
       <w:r>
         <w:rPr>
           <w:rFonts w:ascii="Avenir Next" w:hAnsi="Avenir Next" w:cs="Avenir Next" w:eastAsia="Avenir Next"/>
           <w:color w:val="1A1A1A"/>
+          <w:sz w:val="22"/>
+          <w:szCs w:val="21"/>
+        </w:rPr>
+        <w:t xml:space="preserve">There are </w:t>
+      </w:r>
+      <w:r>
+        <w:rPr>
+          <w:rFonts w:ascii="Avenir Next" w:hAnsi="Avenir Next" w:cs="Avenir Next" w:eastAsia="Avenir Next"/>
+          <w:color w:val="1A1A1A"/>
           <w:sz w:val="21"/>
           <w:szCs w:val="21"/>
-        </w:rPr>
-        <w:t xml:space="preserve">There are </w:t>
-      </w:r>
-      <w:r>
-        <w:rPr>
-          <w:rFonts w:ascii="Avenir Next" w:hAnsi="Avenir Next" w:cs="Avenir Next" w:eastAsia="Avenir Next"/>
-          <w:color w:val="1A1A1A"/>
-          <w:sz w:val="21"/>
-          <w:szCs w:val="21"/>
           <w:u w:val="single"/>
         </w:rPr>
         <w:t xml:space="preserve">                </w:t>
@@ -2623,7 +2642,7 @@
         <w:rPr>
           <w:rFonts w:ascii="Avenir Next" w:hAnsi="Avenir Next" w:cs="Avenir Next" w:eastAsia="Avenir Next"/>
           <w:color w:val="1A1A1A"/>
-          <w:sz w:val="21"/>
+          <w:sz w:val="22"/>
           <w:szCs w:val="21"/>
         </w:rPr>
         <w:t xml:space="preserve"> in each.</w:t>
@@ -2643,18 +2662,18 @@
           <w:rFonts w:ascii="Avenir Next" w:hAnsi="Avenir Next" w:cs="Avenir Next" w:eastAsia="Avenir Next"/>
           <w:b/>
           <w:color w:val="003A70"/>
+          <w:sz w:val="22"/>
+          <w:szCs w:val="18"/>
+        </w:rPr>
+        <w:t xml:space="preserve">Step 3</w:t>
+      </w:r>
+      <w:r>
+        <w:rPr>
+          <w:rFonts w:ascii="Avenir Next" w:hAnsi="Avenir Next" w:cs="Avenir Next" w:eastAsia="Avenir Next"/>
+          <w:color w:val="1A1A1A"/>
           <w:sz w:val="18"/>
           <w:szCs w:val="18"/>
         </w:rPr>
-        <w:t xml:space="preserve">Step 3</w:t>
-      </w:r>
-      <w:r>
-        <w:rPr>
-          <w:rFonts w:ascii="Avenir Next" w:hAnsi="Avenir Next" w:cs="Avenir Next" w:eastAsia="Avenir Next"/>
-          <w:color w:val="1A1A1A"/>
-          <w:sz w:val="18"/>
-          <w:szCs w:val="18"/>
-        </w:rPr>
         <w:tab/>
       </w:r>
       <w:r>
@@ -2671,17 +2690,17 @@
         <w:rPr>
           <w:rFonts w:ascii="Avenir Next" w:hAnsi="Avenir Next" w:cs="Avenir Next" w:eastAsia="Avenir Next"/>
           <w:color w:val="1A1A1A"/>
+          <w:sz w:val="22"/>
+          <w:szCs w:val="21"/>
+        </w:rPr>
+        <w:t xml:space="preserve"> × </w:t>
+      </w:r>
+      <w:r>
+        <w:rPr>
+          <w:rFonts w:ascii="Avenir Next" w:hAnsi="Avenir Next" w:cs="Avenir Next" w:eastAsia="Avenir Next"/>
+          <w:color w:val="1A1A1A"/>
           <w:sz w:val="21"/>
           <w:szCs w:val="21"/>
-        </w:rPr>
-        <w:t xml:space="preserve"> × </w:t>
-      </w:r>
-      <w:r>
-        <w:rPr>
-          <w:rFonts w:ascii="Avenir Next" w:hAnsi="Avenir Next" w:cs="Avenir Next" w:eastAsia="Avenir Next"/>
-          <w:color w:val="1A1A1A"/>
-          <w:sz w:val="21"/>
-          <w:szCs w:val="21"/>
           <w:u w:val="single"/>
         </w:rPr>
         <w:t xml:space="preserve">                </w:t>
@@ -2690,7 +2709,7 @@
         <w:rPr>
           <w:rFonts w:ascii="Avenir Next" w:hAnsi="Avenir Next" w:cs="Avenir Next" w:eastAsia="Avenir Next"/>
           <w:color w:val="1A1A1A"/>
-          <w:sz w:val="21"/>
+          <w:sz w:val="22"/>
           <w:szCs w:val="21"/>
         </w:rPr>
         <w:t xml:space="preserve"> = </w:t>
@@ -2763,35 +2782,35 @@
           <w:rFonts w:ascii="Avenir Next" w:hAnsi="Avenir Next" w:cs="Avenir Next" w:eastAsia="Avenir Next"/>
           <w:b/>
           <w:color w:val="003A70"/>
+          <w:sz w:val="22"/>
+          <w:szCs w:val="18"/>
+        </w:rPr>
+        <w:t xml:space="preserve">Step 1</w:t>
+      </w:r>
+      <w:r>
+        <w:rPr>
+          <w:rFonts w:ascii="Avenir Next" w:hAnsi="Avenir Next" w:cs="Avenir Next" w:eastAsia="Avenir Next"/>
+          <w:color w:val="1A1A1A"/>
           <w:sz w:val="18"/>
           <w:szCs w:val="18"/>
         </w:rPr>
-        <w:t xml:space="preserve">Step 1</w:t>
-      </w:r>
-      <w:r>
-        <w:rPr>
-          <w:rFonts w:ascii="Avenir Next" w:hAnsi="Avenir Next" w:cs="Avenir Next" w:eastAsia="Avenir Next"/>
-          <w:color w:val="1A1A1A"/>
-          <w:sz w:val="18"/>
-          <w:szCs w:val="18"/>
-        </w:rPr>
         <w:tab/>
       </w:r>
       <w:r>
         <w:rPr>
           <w:rFonts w:ascii="Avenir Next" w:hAnsi="Avenir Next" w:cs="Avenir Next" w:eastAsia="Avenir Next"/>
           <w:color w:val="1A1A1A"/>
+          <w:sz w:val="22"/>
+          <w:szCs w:val="21"/>
+        </w:rPr>
+        <w:t xml:space="preserve">There are </w:t>
+      </w:r>
+      <w:r>
+        <w:rPr>
+          <w:rFonts w:ascii="Avenir Next" w:hAnsi="Avenir Next" w:cs="Avenir Next" w:eastAsia="Avenir Next"/>
+          <w:color w:val="1A1A1A"/>
           <w:sz w:val="21"/>
           <w:szCs w:val="21"/>
-        </w:rPr>
-        <w:t xml:space="preserve">There are </w:t>
-      </w:r>
-      <w:r>
-        <w:rPr>
-          <w:rFonts w:ascii="Avenir Next" w:hAnsi="Avenir Next" w:cs="Avenir Next" w:eastAsia="Avenir Next"/>
-          <w:color w:val="1A1A1A"/>
-          <w:sz w:val="21"/>
-          <w:szCs w:val="21"/>
           <w:u w:val="single"/>
         </w:rPr>
         <w:t xml:space="preserve">                </w:t>
@@ -2800,7 +2819,7 @@
         <w:rPr>
           <w:rFonts w:ascii="Avenir Next" w:hAnsi="Avenir Next" w:cs="Avenir Next" w:eastAsia="Avenir Next"/>
           <w:color w:val="1A1A1A"/>
-          <w:sz w:val="21"/>
+          <w:sz w:val="22"/>
           <w:szCs w:val="21"/>
         </w:rPr>
         <w:t xml:space="preserve"> groups.</w:t>
@@ -2820,35 +2839,35 @@
           <w:rFonts w:ascii="Avenir Next" w:hAnsi="Avenir Next" w:cs="Avenir Next" w:eastAsia="Avenir Next"/>
           <w:b/>
           <w:color w:val="003A70"/>
+          <w:sz w:val="22"/>
+          <w:szCs w:val="18"/>
+        </w:rPr>
+        <w:t xml:space="preserve">Step 2</w:t>
+      </w:r>
+      <w:r>
+        <w:rPr>
+          <w:rFonts w:ascii="Avenir Next" w:hAnsi="Avenir Next" w:cs="Avenir Next" w:eastAsia="Avenir Next"/>
+          <w:color w:val="1A1A1A"/>
           <w:sz w:val="18"/>
           <w:szCs w:val="18"/>
         </w:rPr>
-        <w:t xml:space="preserve">Step 2</w:t>
-      </w:r>
-      <w:r>
-        <w:rPr>
-          <w:rFonts w:ascii="Avenir Next" w:hAnsi="Avenir Next" w:cs="Avenir Next" w:eastAsia="Avenir Next"/>
-          <w:color w:val="1A1A1A"/>
-          <w:sz w:val="18"/>
-          <w:szCs w:val="18"/>
-        </w:rPr>
         <w:tab/>
       </w:r>
       <w:r>
         <w:rPr>
           <w:rFonts w:ascii="Avenir Next" w:hAnsi="Avenir Next" w:cs="Avenir Next" w:eastAsia="Avenir Next"/>
           <w:color w:val="1A1A1A"/>
+          <w:sz w:val="22"/>
+          <w:szCs w:val="21"/>
+        </w:rPr>
+        <w:t xml:space="preserve">There are </w:t>
+      </w:r>
+      <w:r>
+        <w:rPr>
+          <w:rFonts w:ascii="Avenir Next" w:hAnsi="Avenir Next" w:cs="Avenir Next" w:eastAsia="Avenir Next"/>
+          <w:color w:val="1A1A1A"/>
           <w:sz w:val="21"/>
           <w:szCs w:val="21"/>
-        </w:rPr>
-        <w:t xml:space="preserve">There are </w:t>
-      </w:r>
-      <w:r>
-        <w:rPr>
-          <w:rFonts w:ascii="Avenir Next" w:hAnsi="Avenir Next" w:cs="Avenir Next" w:eastAsia="Avenir Next"/>
-          <w:color w:val="1A1A1A"/>
-          <w:sz w:val="21"/>
-          <w:szCs w:val="21"/>
           <w:u w:val="single"/>
         </w:rPr>
         <w:t xml:space="preserve">                </w:t>
@@ -2857,7 +2876,7 @@
         <w:rPr>
           <w:rFonts w:ascii="Avenir Next" w:hAnsi="Avenir Next" w:cs="Avenir Next" w:eastAsia="Avenir Next"/>
           <w:color w:val="1A1A1A"/>
-          <w:sz w:val="21"/>
+          <w:sz w:val="22"/>
           <w:szCs w:val="21"/>
         </w:rPr>
         <w:t xml:space="preserve"> in each.</w:t>
@@ -2877,18 +2896,18 @@
           <w:rFonts w:ascii="Avenir Next" w:hAnsi="Avenir Next" w:cs="Avenir Next" w:eastAsia="Avenir Next"/>
           <w:b/>
           <w:color w:val="003A70"/>
+          <w:sz w:val="22"/>
+          <w:szCs w:val="18"/>
+        </w:rPr>
+        <w:t xml:space="preserve">Step 3</w:t>
+      </w:r>
+      <w:r>
+        <w:rPr>
+          <w:rFonts w:ascii="Avenir Next" w:hAnsi="Avenir Next" w:cs="Avenir Next" w:eastAsia="Avenir Next"/>
+          <w:color w:val="1A1A1A"/>
           <w:sz w:val="18"/>
           <w:szCs w:val="18"/>
         </w:rPr>
-        <w:t xml:space="preserve">Step 3</w:t>
-      </w:r>
-      <w:r>
-        <w:rPr>
-          <w:rFonts w:ascii="Avenir Next" w:hAnsi="Avenir Next" w:cs="Avenir Next" w:eastAsia="Avenir Next"/>
-          <w:color w:val="1A1A1A"/>
-          <w:sz w:val="18"/>
-          <w:szCs w:val="18"/>
-        </w:rPr>
         <w:tab/>
       </w:r>
       <w:r>
@@ -2905,10 +2924,29 @@
         <w:rPr>
           <w:rFonts w:ascii="Avenir Next" w:hAnsi="Avenir Next" w:cs="Avenir Next" w:eastAsia="Avenir Next"/>
           <w:color w:val="1A1A1A"/>
+          <w:sz w:val="22"/>
+          <w:szCs w:val="21"/>
+        </w:rPr>
+        <w:t xml:space="preserve"> × </w:t>
+      </w:r>
+      <w:r>
+        <w:rPr>
+          <w:rFonts w:ascii="Avenir Next" w:hAnsi="Avenir Next" w:cs="Avenir Next" w:eastAsia="Avenir Next"/>
+          <w:color w:val="1A1A1A"/>
           <w:sz w:val="21"/>
           <w:szCs w:val="21"/>
-        </w:rPr>
-        <w:t xml:space="preserve"> × </w:t>
+          <w:u w:val="single"/>
+        </w:rPr>
+        <w:t xml:space="preserve">                </w:t>
+      </w:r>
+      <w:r>
+        <w:rPr>
+          <w:rFonts w:ascii="Avenir Next" w:hAnsi="Avenir Next" w:cs="Avenir Next" w:eastAsia="Avenir Next"/>
+          <w:color w:val="1A1A1A"/>
+          <w:sz w:val="22"/>
+          <w:szCs w:val="21"/>
+        </w:rPr>
+        <w:t xml:space="preserve"> = </w:t>
       </w:r>
       <w:r>
         <w:rPr>
@@ -2920,25 +2958,6 @@
         </w:rPr>
         <w:t xml:space="preserve">                </w:t>
       </w:r>
-      <w:r>
-        <w:rPr>
-          <w:rFonts w:ascii="Avenir Next" w:hAnsi="Avenir Next" w:cs="Avenir Next" w:eastAsia="Avenir Next"/>
-          <w:color w:val="1A1A1A"/>
-          <w:sz w:val="21"/>
-          <w:szCs w:val="21"/>
-        </w:rPr>
-        <w:t xml:space="preserve"> = </w:t>
-      </w:r>
-      <w:r>
-        <w:rPr>
-          <w:rFonts w:ascii="Avenir Next" w:hAnsi="Avenir Next" w:cs="Avenir Next" w:eastAsia="Avenir Next"/>
-          <w:color w:val="1A1A1A"/>
-          <w:sz w:val="21"/>
-          <w:szCs w:val="21"/>
-          <w:u w:val="single"/>
-        </w:rPr>
-        <w:t xml:space="preserve">                </w:t>
-      </w:r>
     </w:p>
     <w:p>
       <w:pPr>
@@ -2947,6 +2966,7 @@
     </w:p>
     <w:p>
       <w:pPr>
+        <w:pStyle w:val="Heading2"/>
         <w:keepNext/>
         <w:pBdr>
           <w:bottom w:val="single" w:sz="8" w:space="3" w:color="003A70"/>
@@ -2962,7 +2982,7 @@
           <w:b/>
           <w:color w:val="003A70"/>
           <w:spacing w:val="14"/>
-          <w:sz w:val="19"/>
+          <w:sz w:val="22"/>
           <w:szCs w:val="19"/>
         </w:rPr>
         <w:t xml:space="preserve">YOUR TURN</w:t>
@@ -2981,7 +3001,7 @@
           <w:rFonts w:ascii="Avenir Next" w:hAnsi="Avenir Next" w:cs="Avenir Next" w:eastAsia="Avenir Next"/>
           <w:i/>
           <w:color w:val="5A5F66"/>
-          <w:sz w:val="17"/>
+          <w:sz w:val="22"/>
           <w:szCs w:val="17"/>
         </w:rPr>
         <w:t xml:space="preserve">use the steps on your own</w:t>
@@ -3365,6 +3385,7 @@
     </w:p>
     <w:p>
       <w:pPr>
+        <w:pStyle w:val="Heading2"/>
         <w:keepNext/>
         <w:pBdr>
           <w:bottom w:val="single" w:sz="8" w:space="3" w:color="003A70"/>
@@ -3380,7 +3401,7 @@
           <w:b/>
           <w:color w:val="003A70"/>
           <w:spacing w:val="14"/>
-          <w:sz w:val="19"/>
+          <w:sz w:val="22"/>
           <w:szCs w:val="19"/>
         </w:rPr>
         <w:t xml:space="preserve">READY CHECK</w:t>
@@ -3399,7 +3420,7 @@
           <w:rFonts w:ascii="Avenir Next" w:hAnsi="Avenir Next" w:cs="Avenir Next" w:eastAsia="Avenir Next"/>
           <w:i/>
           <w:color w:val="5A5F66"/>
-          <w:sz w:val="17"/>
+          <w:sz w:val="22"/>
           <w:szCs w:val="17"/>
         </w:rPr>
         <w:t xml:space="preserve">a problem like the one in today’s lesson</w:t>
@@ -3531,25 +3552,25 @@
                       <w:rFonts w:ascii="Avenir Next" w:hAnsi="Avenir Next" w:cs="Avenir Next" w:eastAsia="Avenir Next"/>
                       <w:b/>
                       <w:color w:val="003A70"/>
+                      <w:sz w:val="22"/>
+                      <w:szCs w:val="21"/>
+                    </w:rPr>
+                    <w:t xml:space="preserve">A</w:t>
+                  </w:r>
+                  <w:r>
+                    <w:rPr>
+                      <w:rFonts w:ascii="Avenir Next" w:hAnsi="Avenir Next" w:cs="Avenir Next" w:eastAsia="Avenir Next"/>
+                      <w:color w:val="1A1A1A"/>
                       <w:sz w:val="21"/>
                       <w:szCs w:val="21"/>
                     </w:rPr>
-                    <w:t xml:space="preserve">A</w:t>
-                  </w:r>
-                  <w:r>
-                    <w:rPr>
-                      <w:rFonts w:ascii="Avenir Next" w:hAnsi="Avenir Next" w:cs="Avenir Next" w:eastAsia="Avenir Next"/>
-                      <w:color w:val="1A1A1A"/>
-                      <w:sz w:val="21"/>
-                      <w:szCs w:val="21"/>
-                    </w:rPr>
                     <w:tab/>
                   </w:r>
                   <w:r>
                     <w:rPr>
                       <w:rFonts w:ascii="Avenir Next" w:hAnsi="Avenir Next" w:cs="Avenir Next" w:eastAsia="Avenir Next"/>
                       <w:color w:val="1A1A1A"/>
-                      <w:sz w:val="21"/>
+                      <w:sz w:val="22"/>
                       <w:szCs w:val="21"/>
                     </w:rPr>
                     <w:t xml:space="preserve">8 + 5</w:t>
@@ -3574,25 +3595,25 @@
                       <w:rFonts w:ascii="Avenir Next" w:hAnsi="Avenir Next" w:cs="Avenir Next" w:eastAsia="Avenir Next"/>
                       <w:b/>
                       <w:color w:val="003A70"/>
+                      <w:sz w:val="22"/>
+                      <w:szCs w:val="21"/>
+                    </w:rPr>
+                    <w:t xml:space="preserve">B</w:t>
+                  </w:r>
+                  <w:r>
+                    <w:rPr>
+                      <w:rFonts w:ascii="Avenir Next" w:hAnsi="Avenir Next" w:cs="Avenir Next" w:eastAsia="Avenir Next"/>
+                      <w:color w:val="1A1A1A"/>
                       <w:sz w:val="21"/>
                       <w:szCs w:val="21"/>
                     </w:rPr>
-                    <w:t xml:space="preserve">B</w:t>
-                  </w:r>
-                  <w:r>
-                    <w:rPr>
-                      <w:rFonts w:ascii="Avenir Next" w:hAnsi="Avenir Next" w:cs="Avenir Next" w:eastAsia="Avenir Next"/>
-                      <w:color w:val="1A1A1A"/>
-                      <w:sz w:val="21"/>
-                      <w:szCs w:val="21"/>
-                    </w:rPr>
                     <w:tab/>
                   </w:r>
                   <w:r>
                     <w:rPr>
                       <w:rFonts w:ascii="Avenir Next" w:hAnsi="Avenir Next" w:cs="Avenir Next" w:eastAsia="Avenir Next"/>
                       <w:color w:val="1A1A1A"/>
-                      <w:sz w:val="21"/>
+                      <w:sz w:val="22"/>
                       <w:szCs w:val="21"/>
                     </w:rPr>
                     <w:t xml:space="preserve">5 × 8</w:t>
@@ -3617,25 +3638,25 @@
                       <w:rFonts w:ascii="Avenir Next" w:hAnsi="Avenir Next" w:cs="Avenir Next" w:eastAsia="Avenir Next"/>
                       <w:b/>
                       <w:color w:val="003A70"/>
+                      <w:sz w:val="22"/>
+                      <w:szCs w:val="21"/>
+                    </w:rPr>
+                    <w:t xml:space="preserve">C</w:t>
+                  </w:r>
+                  <w:r>
+                    <w:rPr>
+                      <w:rFonts w:ascii="Avenir Next" w:hAnsi="Avenir Next" w:cs="Avenir Next" w:eastAsia="Avenir Next"/>
+                      <w:color w:val="1A1A1A"/>
                       <w:sz w:val="21"/>
                       <w:szCs w:val="21"/>
                     </w:rPr>
-                    <w:t xml:space="preserve">C</w:t>
-                  </w:r>
-                  <w:r>
-                    <w:rPr>
-                      <w:rFonts w:ascii="Avenir Next" w:hAnsi="Avenir Next" w:cs="Avenir Next" w:eastAsia="Avenir Next"/>
-                      <w:color w:val="1A1A1A"/>
-                      <w:sz w:val="21"/>
-                      <w:szCs w:val="21"/>
-                    </w:rPr>
                     <w:tab/>
                   </w:r>
                   <w:r>
                     <w:rPr>
                       <w:rFonts w:ascii="Avenir Next" w:hAnsi="Avenir Next" w:cs="Avenir Next" w:eastAsia="Avenir Next"/>
                       <w:color w:val="1A1A1A"/>
-                      <w:sz w:val="21"/>
+                      <w:sz w:val="22"/>
                       <w:szCs w:val="21"/>
                     </w:rPr>
                     <w:t xml:space="preserve">8 − 5</w:t>
@@ -3660,25 +3681,25 @@
                       <w:rFonts w:ascii="Avenir Next" w:hAnsi="Avenir Next" w:cs="Avenir Next" w:eastAsia="Avenir Next"/>
                       <w:b/>
                       <w:color w:val="003A70"/>
+                      <w:sz w:val="22"/>
+                      <w:szCs w:val="21"/>
+                    </w:rPr>
+                    <w:t xml:space="preserve">D</w:t>
+                  </w:r>
+                  <w:r>
+                    <w:rPr>
+                      <w:rFonts w:ascii="Avenir Next" w:hAnsi="Avenir Next" w:cs="Avenir Next" w:eastAsia="Avenir Next"/>
+                      <w:color w:val="1A1A1A"/>
                       <w:sz w:val="21"/>
                       <w:szCs w:val="21"/>
                     </w:rPr>
-                    <w:t xml:space="preserve">D</w:t>
-                  </w:r>
-                  <w:r>
-                    <w:rPr>
-                      <w:rFonts w:ascii="Avenir Next" w:hAnsi="Avenir Next" w:cs="Avenir Next" w:eastAsia="Avenir Next"/>
-                      <w:color w:val="1A1A1A"/>
-                      <w:sz w:val="21"/>
-                      <w:szCs w:val="21"/>
-                    </w:rPr>
                     <w:tab/>
                   </w:r>
                   <w:r>
                     <w:rPr>
                       <w:rFonts w:ascii="Avenir Next" w:hAnsi="Avenir Next" w:cs="Avenir Next" w:eastAsia="Avenir Next"/>
                       <w:color w:val="1A1A1A"/>
-                      <w:sz w:val="21"/>
+                      <w:sz w:val="22"/>
                       <w:szCs w:val="21"/>
                     </w:rPr>
                     <w:t xml:space="preserve">5 ÷ 8</w:t>
@@ -3727,19 +3748,42 @@
         <w:tblLook w:val="0000" w:firstRow="0" w:lastRow="0" w:firstColumn="0" w:lastColumn="0" w:noHBand="1" w:noVBand="1"/>
       </w:tblPr>
       <w:tblGrid>
-        <w:gridCol w:w="2000"/>
-        <w:gridCol w:w="2300"/>
-        <w:gridCol w:w="2100"/>
-        <w:gridCol w:w="3104"/>
+        <w:gridCol w:w="1750"/>
+        <w:gridCol w:w="2500"/>
+        <w:gridCol w:w="2200"/>
+        <w:gridCol w:w="3054"/>
       </w:tblGrid>
       <w:tr>
         <w:trPr>
           <w:cantSplit/>
-          <w:trHeight w:val="320" w:hRule="atLeast"/>
+          <w:trHeight w:val="300" w:hRule="atLeast"/>
         </w:trPr>
         <w:tc>
           <w:tcPr>
-            <w:tcW w:w="2000" w:type="dxa"/>
+            <w:tcW w:w="1750" w:type="dxa"/>
+            <w:vAlign w:val="center"/>
+          </w:tcPr>
+          <w:p>
+            <w:pPr>
+              <w:pStyle w:val="Heading2"/>
+              <w:spacing w:before="0" w:after="0" w:line="240" w:lineRule="auto"/>
+            </w:pPr>
+            <w:r>
+              <w:rPr>
+                <w:rFonts w:ascii="Avenir Next" w:hAnsi="Avenir Next" w:cs="Avenir Next" w:eastAsia="Avenir Next"/>
+                <w:b/>
+                <w:color w:val="003A70"/>
+                <w:spacing w:val="12"/>
+                <w:sz w:val="15"/>
+                <w:szCs w:val="15"/>
+              </w:rPr>
+              <w:t xml:space="preserve">CHECK YOURSELF</w:t>
+            </w:r>
+          </w:p>
+        </w:tc>
+        <w:tc>
+          <w:tcPr>
+            <w:tcW w:w="2500" w:type="dxa"/>
             <w:vAlign w:val="center"/>
           </w:tcPr>
           <w:p>
@@ -3748,20 +3792,27 @@
             </w:pPr>
             <w:r>
               <w:rPr>
-                <w:rFonts w:ascii="Avenir Next" w:hAnsi="Avenir Next" w:cs="Avenir Next" w:eastAsia="Avenir Next"/>
-                <w:b/>
-                <w:color w:val="003A70"/>
-                <w:spacing w:val="12"/>
-                <w:sz w:val="15"/>
-                <w:szCs w:val="15"/>
-              </w:rPr>
-              <w:t xml:space="preserve">CHECK YOURSELF</w:t>
+                <w:rFonts w:ascii="Arial" w:hAnsi="Arial" w:cs="Arial" w:eastAsia="Arial"/>
+                <w:color w:val="1A1A1A"/>
+                <w:sz w:val="20"/>
+                <w:szCs w:val="20"/>
+              </w:rPr>
+              <w:t xml:space="preserve">□</w:t>
+            </w:r>
+            <w:r>
+              <w:rPr>
+                <w:rFonts w:ascii="Avenir Next" w:hAnsi="Avenir Next" w:cs="Avenir Next" w:eastAsia="Avenir Next"/>
+                <w:color w:val="1A1A1A"/>
+                <w:sz w:val="17"/>
+                <w:szCs w:val="17"/>
+              </w:rPr>
+              <w:t xml:space="preserve">  I can do this on my own</w:t>
             </w:r>
           </w:p>
         </w:tc>
         <w:tc>
           <w:tcPr>
-            <w:tcW w:w="2300" w:type="dxa"/>
+            <w:tcW w:w="2200" w:type="dxa"/>
             <w:vAlign w:val="center"/>
           </w:tcPr>
           <w:p>
@@ -3772,8 +3823,8 @@
               <w:rPr>
                 <w:rFonts w:ascii="Arial" w:hAnsi="Arial" w:cs="Arial" w:eastAsia="Arial"/>
                 <w:color w:val="1A1A1A"/>
-                <w:sz w:val="24"/>
-                <w:szCs w:val="24"/>
+                <w:sz w:val="20"/>
+                <w:szCs w:val="20"/>
               </w:rPr>
               <w:t xml:space="preserve">□</w:t>
             </w:r>
@@ -3784,13 +3835,13 @@
                 <w:sz w:val="17"/>
                 <w:szCs w:val="17"/>
               </w:rPr>
-              <w:t xml:space="preserve">  I can do this on my own</w:t>
+              <w:t xml:space="preserve">  I need a little help</w:t>
             </w:r>
           </w:p>
         </w:tc>
         <w:tc>
           <w:tcPr>
-            <w:tcW w:w="2100" w:type="dxa"/>
+            <w:tcW w:w="3054" w:type="dxa"/>
             <w:vAlign w:val="center"/>
           </w:tcPr>
           <w:p>
@@ -3801,37 +3852,8 @@
               <w:rPr>
                 <w:rFonts w:ascii="Arial" w:hAnsi="Arial" w:cs="Arial" w:eastAsia="Arial"/>
                 <w:color w:val="1A1A1A"/>
-                <w:sz w:val="24"/>
-                <w:szCs w:val="24"/>
-              </w:rPr>
-              <w:t xml:space="preserve">□</w:t>
-            </w:r>
-            <w:r>
-              <w:rPr>
-                <w:rFonts w:ascii="Avenir Next" w:hAnsi="Avenir Next" w:cs="Avenir Next" w:eastAsia="Avenir Next"/>
-                <w:color w:val="1A1A1A"/>
-                <w:sz w:val="17"/>
-                <w:szCs w:val="17"/>
-              </w:rPr>
-              <w:t xml:space="preserve">  I need a little help</w:t>
-            </w:r>
-          </w:p>
-        </w:tc>
-        <w:tc>
-          <w:tcPr>
-            <w:tcW w:w="3104" w:type="dxa"/>
-            <w:vAlign w:val="center"/>
-          </w:tcPr>
-          <w:p>
-            <w:pPr>
-              <w:spacing w:before="0" w:after="0" w:line="240" w:lineRule="auto"/>
-            </w:pPr>
-            <w:r>
-              <w:rPr>
-                <w:rFonts w:ascii="Arial" w:hAnsi="Arial" w:cs="Arial" w:eastAsia="Arial"/>
-                <w:color w:val="1A1A1A"/>
-                <w:sz w:val="24"/>
-                <w:szCs w:val="24"/>
+                <w:sz w:val="20"/>
+                <w:szCs w:val="20"/>
               </w:rPr>
               <w:t xml:space="preserve">□</w:t>
             </w:r>
@@ -3866,7 +3888,7 @@
     <w:sectPr>
       <w:footerReference w:type="default" r:id="rIdFooter1"/>
       <w:pgSz w:w="12240" w:h="15840"/>
-      <w:pgMar w:top="893" w:right="1224" w:bottom="835" w:left="1512" w:header="432" w:footer="432" w:gutter="0"/>
+      <w:pgMar w:top="780" w:right="1224" w:bottom="760" w:left="1512" w:header="432" w:footer="432" w:gutter="0"/>
       <w:cols w:space="720"/>
     </w:sectPr>
   </w:body>
@@ -3946,7 +3968,106 @@
               <w:sz w:val="15"/>
               <w:szCs w:val="15"/>
             </w:rPr>
-            <w:t xml:space="preserve">Lesson 6-5  ·  Session 1  ·  Prerequisite Practice A</w:t>
+            <w:t xml:space="preserve">6-5 · Page </w:t>
+          </w:r>
+          <w:r>
+            <w:rPr>
+              <w:rFonts w:ascii="Avenir Next" w:hAnsi="Avenir Next" w:cs="Avenir Next" w:eastAsia="Avenir Next"/>
+              <w:color w:val="5A5F66"/>
+              <w:sz w:val="15"/>
+              <w:szCs w:val="15"/>
+            </w:rPr>
+            <w:fldChar w:fldCharType="begin"/>
+          </w:r>
+          <w:r>
+            <w:rPr>
+              <w:rFonts w:ascii="Avenir Next" w:hAnsi="Avenir Next" w:cs="Avenir Next" w:eastAsia="Avenir Next"/>
+              <w:color w:val="5A5F66"/>
+              <w:sz w:val="15"/>
+              <w:szCs w:val="15"/>
+            </w:rPr>
+            <w:instrText xml:space="preserve"> PAGE </w:instrText>
+          </w:r>
+          <w:r>
+            <w:rPr>
+              <w:rFonts w:ascii="Avenir Next" w:hAnsi="Avenir Next" w:cs="Avenir Next" w:eastAsia="Avenir Next"/>
+              <w:color w:val="5A5F66"/>
+              <w:sz w:val="15"/>
+              <w:szCs w:val="15"/>
+            </w:rPr>
+            <w:fldChar w:fldCharType="separate"/>
+          </w:r>
+          <w:r>
+            <w:rPr>
+              <w:rFonts w:ascii="Avenir Next" w:hAnsi="Avenir Next" w:cs="Avenir Next" w:eastAsia="Avenir Next"/>
+              <w:color w:val="5A5F66"/>
+              <w:sz w:val="15"/>
+              <w:szCs w:val="15"/>
+            </w:rPr>
+            <w:t xml:space="preserve">1</w:t>
+          </w:r>
+          <w:r>
+            <w:rPr>
+              <w:rFonts w:ascii="Avenir Next" w:hAnsi="Avenir Next" w:cs="Avenir Next" w:eastAsia="Avenir Next"/>
+              <w:color w:val="5A5F66"/>
+              <w:sz w:val="15"/>
+              <w:szCs w:val="15"/>
+            </w:rPr>
+            <w:fldChar w:fldCharType="end"/>
+          </w:r>
+          <w:r>
+            <w:rPr>
+              <w:rFonts w:ascii="Avenir Next" w:hAnsi="Avenir Next" w:cs="Avenir Next" w:eastAsia="Avenir Next"/>
+              <w:color w:val="5A5F66"/>
+              <w:sz w:val="15"/>
+              <w:szCs w:val="15"/>
+            </w:rPr>
+            <w:t xml:space="preserve"> of </w:t>
+          </w:r>
+          <w:r>
+            <w:rPr>
+              <w:rFonts w:ascii="Avenir Next" w:hAnsi="Avenir Next" w:cs="Avenir Next" w:eastAsia="Avenir Next"/>
+              <w:color w:val="5A5F66"/>
+              <w:sz w:val="15"/>
+              <w:szCs w:val="15"/>
+            </w:rPr>
+            <w:fldChar w:fldCharType="begin"/>
+          </w:r>
+          <w:r>
+            <w:rPr>
+              <w:rFonts w:ascii="Avenir Next" w:hAnsi="Avenir Next" w:cs="Avenir Next" w:eastAsia="Avenir Next"/>
+              <w:color w:val="5A5F66"/>
+              <w:sz w:val="15"/>
+              <w:szCs w:val="15"/>
+            </w:rPr>
+            <w:instrText xml:space="preserve"> NUMPAGES </w:instrText>
+          </w:r>
+          <w:r>
+            <w:rPr>
+              <w:rFonts w:ascii="Avenir Next" w:hAnsi="Avenir Next" w:cs="Avenir Next" w:eastAsia="Avenir Next"/>
+              <w:color w:val="5A5F66"/>
+              <w:sz w:val="15"/>
+              <w:szCs w:val="15"/>
+            </w:rPr>
+            <w:fldChar w:fldCharType="separate"/>
+          </w:r>
+          <w:r>
+            <w:rPr>
+              <w:rFonts w:ascii="Avenir Next" w:hAnsi="Avenir Next" w:cs="Avenir Next" w:eastAsia="Avenir Next"/>
+              <w:color w:val="5A5F66"/>
+              <w:sz w:val="15"/>
+              <w:szCs w:val="15"/>
+            </w:rPr>
+            <w:t xml:space="preserve">1</w:t>
+          </w:r>
+          <w:r>
+            <w:rPr>
+              <w:rFonts w:ascii="Avenir Next" w:hAnsi="Avenir Next" w:cs="Avenir Next" w:eastAsia="Avenir Next"/>
+              <w:color w:val="5A5F66"/>
+              <w:sz w:val="15"/>
+              <w:szCs w:val="15"/>
+            </w:rPr>
+            <w:fldChar w:fldCharType="end"/>
           </w:r>
         </w:p>
       </w:tc>
@@ -3989,5 +4110,23 @@
       </w:tblCellMar>
     </w:tblPr>
   </w:style>
+  <w:style w:type="paragraph" w:styleId="Heading1">
+    <w:name w:val="heading 1"/>
+    <w:basedOn w:val="Normal"/>
+    <w:pPr>
+      <w:outlineLvl w:val="0"/>
+      <w:keepNext w:val="0"/>
+      <w:keepLines w:val="0"/>
+    </w:pPr>
+  </w:style>
+  <w:style w:type="paragraph" w:styleId="Heading2">
+    <w:name w:val="heading 2"/>
+    <w:basedOn w:val="Normal"/>
+    <w:pPr>
+      <w:outlineLvl w:val="1"/>
+      <w:keepNext w:val="0"/>
+      <w:keepLines w:val="0"/>
+    </w:pPr>
+  </w:style>
 </w:styles>
 </file>